--- a/assets/matic-detailed-dd-startup-template.docx
+++ b/assets/matic-detailed-dd-startup-template.docx
@@ -53,7 +53,7 @@
           <w:p>
             <w:pPr>
               <w:spacing w:before="0" w:after="0" w:line="300" w:lineRule="exact"/>
-              <w:ind w:firstLine="0" w:left="0"/>
+              <w:ind w:firstLineChars="0" w:left="0" w:firstLine="0"/>
               <w:jc w:val="center"/>
             </w:pPr>
             <w:r/>
@@ -74,7 +74,7 @@
           <w:p>
             <w:pPr>
               <w:spacing w:before="0" w:after="0" w:line="300" w:lineRule="exact"/>
-              <w:ind w:firstLine="0" w:left="0"/>
+              <w:ind w:firstLineChars="0" w:left="0" w:firstLine="0"/>
               <w:jc w:val="left"/>
             </w:pPr>
             <w:r/>
@@ -97,7 +97,7 @@
           <w:p>
             <w:pPr>
               <w:spacing w:before="0" w:after="0" w:line="300" w:lineRule="exact"/>
-              <w:ind w:firstLine="0" w:left="0"/>
+              <w:ind w:firstLine="0" w:firstLineChars="0" w:left="0"/>
               <w:jc w:val="center"/>
             </w:pPr>
             <w:r/>
@@ -118,7 +118,7 @@
           <w:p>
             <w:pPr>
               <w:spacing w:before="0" w:after="0" w:line="300" w:lineRule="exact"/>
-              <w:ind w:firstLine="0" w:left="0"/>
+              <w:ind w:firstLineChars="0" w:left="0" w:firstLine="0"/>
               <w:jc w:val="left"/>
             </w:pPr>
             <w:r/>
@@ -141,7 +141,7 @@
           <w:p>
             <w:pPr>
               <w:spacing w:before="0" w:after="0" w:line="300" w:lineRule="exact"/>
-              <w:ind w:firstLine="0" w:left="0"/>
+              <w:ind w:firstLine="0" w:firstLineChars="0" w:left="0"/>
               <w:jc w:val="center"/>
             </w:pPr>
             <w:r/>
@@ -162,7 +162,7 @@
           <w:p>
             <w:pPr>
               <w:spacing w:before="0" w:after="0" w:line="300" w:lineRule="exact"/>
-              <w:ind w:firstLine="0" w:left="0"/>
+              <w:ind w:firstLine="0" w:firstLineChars="0" w:left="0"/>
               <w:jc w:val="left"/>
             </w:pPr>
             <w:r/>
@@ -185,7 +185,7 @@
           <w:p>
             <w:pPr>
               <w:spacing w:before="0" w:after="0" w:line="300" w:lineRule="exact"/>
-              <w:ind w:firstLine="0" w:left="0"/>
+              <w:ind w:firstLine="0" w:firstLineChars="0" w:left="0"/>
               <w:jc w:val="center"/>
             </w:pPr>
             <w:r/>
@@ -206,7 +206,7 @@
           <w:p>
             <w:pPr>
               <w:spacing w:before="0" w:after="0" w:line="300" w:lineRule="exact"/>
-              <w:ind w:firstLine="0" w:left="0"/>
+              <w:ind w:firstLineChars="0" w:left="0" w:firstLine="0"/>
               <w:jc w:val="left"/>
             </w:pPr>
             <w:r/>
@@ -229,7 +229,7 @@
           <w:p>
             <w:pPr>
               <w:spacing w:before="0" w:after="0" w:line="300" w:lineRule="exact"/>
-              <w:ind w:firstLine="0" w:left="0"/>
+              <w:ind w:firstLine="0" w:firstLineChars="0" w:left="0"/>
               <w:jc w:val="center"/>
             </w:pPr>
             <w:r/>
@@ -250,7 +250,7 @@
           <w:p>
             <w:pPr>
               <w:spacing w:before="0" w:after="0" w:line="300" w:lineRule="exact"/>
-              <w:ind w:firstLine="0" w:left="0"/>
+              <w:ind w:firstLine="0" w:firstLineChars="0" w:left="0"/>
               <w:jc w:val="left"/>
             </w:pPr>
             <w:r/>
@@ -332,7 +332,7 @@
           <w:p>
             <w:pPr>
               <w:spacing w:before="0" w:after="0" w:line="300" w:lineRule="exact"/>
-              <w:ind w:firstLine="0" w:left="0"/>
+              <w:ind w:firstLineChars="0" w:left="0" w:firstLine="0"/>
               <w:jc w:val="center"/>
             </w:pPr>
             <w:r/>
@@ -353,7 +353,7 @@
           <w:p>
             <w:pPr>
               <w:spacing w:before="0" w:after="0" w:line="300" w:lineRule="exact"/>
-              <w:ind w:firstLine="0" w:left="0"/>
+              <w:ind w:firstLineChars="0" w:left="0" w:firstLine="0"/>
               <w:jc w:val="center"/>
             </w:pPr>
             <w:r/>
@@ -374,7 +374,7 @@
           <w:p>
             <w:pPr>
               <w:spacing w:before="0" w:after="0" w:line="300" w:lineRule="exact"/>
-              <w:ind w:firstLine="0" w:left="0"/>
+              <w:ind w:firstLineChars="0" w:left="0" w:firstLine="0"/>
               <w:jc w:val="center"/>
             </w:pPr>
             <w:r/>
@@ -395,7 +395,7 @@
           <w:p>
             <w:pPr>
               <w:spacing w:before="0" w:after="0" w:line="300" w:lineRule="exact"/>
-              <w:ind w:firstLine="0" w:left="0"/>
+              <w:ind w:firstLineChars="0" w:left="0" w:firstLine="0"/>
               <w:jc w:val="center"/>
             </w:pPr>
             <w:r/>
@@ -418,7 +418,7 @@
           <w:p>
             <w:pPr>
               <w:spacing w:before="0" w:after="0" w:line="300" w:lineRule="exact"/>
-              <w:ind w:firstLine="0" w:left="0"/>
+              <w:ind w:firstLine="0" w:firstLineChars="0" w:left="0"/>
               <w:jc w:val="left"/>
             </w:pPr>
             <w:r/>
@@ -439,7 +439,7 @@
           <w:p>
             <w:pPr>
               <w:spacing w:before="0" w:after="0" w:line="300" w:lineRule="exact"/>
-              <w:ind w:firstLine="0" w:left="0"/>
+              <w:ind w:firstLine="0" w:firstLineChars="0" w:left="0"/>
               <w:jc w:val="left"/>
             </w:pPr>
             <w:r/>
@@ -460,7 +460,7 @@
           <w:p>
             <w:pPr>
               <w:spacing w:before="0" w:after="0" w:line="300" w:lineRule="exact"/>
-              <w:ind w:firstLine="0" w:left="0"/>
+              <w:ind w:firstLine="0" w:firstLineChars="0" w:left="0"/>
               <w:jc w:val="left"/>
             </w:pPr>
             <w:r/>
@@ -481,7 +481,7 @@
           <w:p>
             <w:pPr>
               <w:spacing w:before="0" w:after="0" w:line="300" w:lineRule="exact"/>
-              <w:ind w:firstLine="0" w:left="0"/>
+              <w:ind w:firstLine="0" w:firstLineChars="0" w:left="0"/>
               <w:jc w:val="left"/>
             </w:pPr>
             <w:r/>
@@ -504,7 +504,7 @@
           <w:p>
             <w:pPr>
               <w:spacing w:before="0" w:after="0" w:line="300" w:lineRule="exact"/>
-              <w:ind w:firstLine="0" w:left="0"/>
+              <w:ind w:firstLine="0" w:firstLineChars="0" w:left="0"/>
               <w:jc w:val="left"/>
             </w:pPr>
             <w:r/>
@@ -525,7 +525,7 @@
           <w:p>
             <w:pPr>
               <w:spacing w:before="0" w:after="0" w:line="300" w:lineRule="exact"/>
-              <w:ind w:firstLine="0" w:left="0"/>
+              <w:ind w:firstLine="0" w:firstLineChars="0" w:left="0"/>
               <w:jc w:val="left"/>
             </w:pPr>
             <w:r/>
@@ -546,7 +546,7 @@
           <w:p>
             <w:pPr>
               <w:spacing w:before="0" w:after="0" w:line="300" w:lineRule="exact"/>
-              <w:ind w:firstLine="0" w:left="0"/>
+              <w:ind w:firstLine="0" w:firstLineChars="0" w:left="0"/>
               <w:jc w:val="left"/>
             </w:pPr>
             <w:r/>
@@ -567,7 +567,7 @@
           <w:p>
             <w:pPr>
               <w:spacing w:before="0" w:after="0" w:line="300" w:lineRule="exact"/>
-              <w:ind w:firstLine="0" w:left="0"/>
+              <w:ind w:firstLineChars="0" w:left="0" w:firstLine="0"/>
               <w:jc w:val="left"/>
             </w:pPr>
             <w:r/>
@@ -590,7 +590,7 @@
           <w:p>
             <w:pPr>
               <w:spacing w:before="0" w:after="0" w:line="300" w:lineRule="exact"/>
-              <w:ind w:firstLine="0" w:left="0"/>
+              <w:ind w:firstLine="0" w:firstLineChars="0" w:left="0"/>
               <w:jc w:val="left"/>
             </w:pPr>
             <w:r/>
@@ -611,7 +611,7 @@
           <w:p>
             <w:pPr>
               <w:spacing w:before="0" w:after="0" w:line="300" w:lineRule="exact"/>
-              <w:ind w:firstLine="0" w:left="0"/>
+              <w:ind w:firstLine="0" w:firstLineChars="0" w:left="0"/>
               <w:jc w:val="left"/>
             </w:pPr>
             <w:r/>
@@ -632,7 +632,7 @@
           <w:p>
             <w:pPr>
               <w:spacing w:before="0" w:after="0" w:line="300" w:lineRule="exact"/>
-              <w:ind w:firstLine="0" w:left="0"/>
+              <w:ind w:firstLine="0" w:firstLineChars="0" w:left="0"/>
               <w:jc w:val="left"/>
             </w:pPr>
             <w:r/>
@@ -653,7 +653,7 @@
           <w:p>
             <w:pPr>
               <w:spacing w:before="0" w:after="0" w:line="300" w:lineRule="exact"/>
-              <w:ind w:firstLine="0" w:left="0"/>
+              <w:ind w:firstLine="0" w:firstLineChars="0" w:left="0"/>
               <w:jc w:val="left"/>
             </w:pPr>
             <w:r/>
@@ -676,7 +676,7 @@
           <w:p>
             <w:pPr>
               <w:spacing w:before="0" w:after="0" w:line="300" w:lineRule="exact"/>
-              <w:ind w:firstLine="0" w:left="0"/>
+              <w:ind w:firstLine="0" w:firstLineChars="0" w:left="0"/>
               <w:jc w:val="left"/>
             </w:pPr>
             <w:r/>
@@ -697,7 +697,7 @@
           <w:p>
             <w:pPr>
               <w:spacing w:before="0" w:after="0" w:line="300" w:lineRule="exact"/>
-              <w:ind w:firstLine="0" w:left="0"/>
+              <w:ind w:firstLine="0" w:firstLineChars="0" w:left="0"/>
               <w:jc w:val="left"/>
             </w:pPr>
             <w:r/>
@@ -718,7 +718,7 @@
           <w:p>
             <w:pPr>
               <w:spacing w:before="0" w:after="0" w:line="300" w:lineRule="exact"/>
-              <w:ind w:firstLine="0" w:left="0"/>
+              <w:ind w:firstLine="0" w:firstLineChars="0" w:left="0"/>
               <w:jc w:val="left"/>
             </w:pPr>
             <w:r/>
@@ -739,7 +739,7 @@
           <w:p>
             <w:pPr>
               <w:spacing w:before="0" w:after="0" w:line="300" w:lineRule="exact"/>
-              <w:ind w:firstLine="0" w:left="0"/>
+              <w:ind w:firstLineChars="0" w:left="0" w:firstLine="0"/>
               <w:jc w:val="left"/>
             </w:pPr>
             <w:r/>
@@ -762,7 +762,7 @@
           <w:p>
             <w:pPr>
               <w:spacing w:before="0" w:after="0" w:line="300" w:lineRule="exact"/>
-              <w:ind w:firstLine="0" w:left="0"/>
+              <w:ind w:firstLine="0" w:firstLineChars="0" w:left="0"/>
               <w:jc w:val="left"/>
             </w:pPr>
             <w:r/>
@@ -783,7 +783,7 @@
           <w:p>
             <w:pPr>
               <w:spacing w:before="0" w:after="0" w:line="300" w:lineRule="exact"/>
-              <w:ind w:firstLine="0" w:left="0"/>
+              <w:ind w:firstLine="0" w:firstLineChars="0" w:left="0"/>
               <w:jc w:val="left"/>
             </w:pPr>
             <w:r/>
@@ -804,7 +804,7 @@
           <w:p>
             <w:pPr>
               <w:spacing w:before="0" w:after="0" w:line="300" w:lineRule="exact"/>
-              <w:ind w:firstLine="0" w:left="0"/>
+              <w:ind w:firstLine="0" w:firstLineChars="0" w:left="0"/>
               <w:jc w:val="left"/>
             </w:pPr>
             <w:r/>
@@ -825,7 +825,7 @@
           <w:p>
             <w:pPr>
               <w:spacing w:before="0" w:after="0" w:line="300" w:lineRule="exact"/>
-              <w:ind w:firstLine="0" w:left="0"/>
+              <w:ind w:firstLine="0" w:firstLineChars="0" w:left="0"/>
               <w:jc w:val="left"/>
             </w:pPr>
             <w:r/>
@@ -875,7 +875,7 @@
           <w:p>
             <w:pPr>
               <w:spacing w:before="0" w:after="0" w:line="300" w:lineRule="exact"/>
-              <w:ind w:firstLine="0" w:left="0"/>
+              <w:ind w:firstLineChars="0" w:left="0" w:firstLine="0"/>
               <w:jc w:val="center"/>
             </w:pPr>
             <w:r/>
@@ -896,7 +896,7 @@
           <w:p>
             <w:pPr>
               <w:spacing w:before="0" w:after="0" w:line="300" w:lineRule="exact"/>
-              <w:ind w:firstLine="0" w:left="0"/>
+              <w:ind w:firstLineChars="0" w:left="0" w:firstLine="0"/>
               <w:jc w:val="center"/>
             </w:pPr>
             <w:r/>
@@ -917,7 +917,7 @@
           <w:p>
             <w:pPr>
               <w:spacing w:before="0" w:after="0" w:line="300" w:lineRule="exact"/>
-              <w:ind w:firstLine="0" w:left="0"/>
+              <w:ind w:firstLineChars="0" w:left="0" w:firstLine="0"/>
               <w:jc w:val="center"/>
             </w:pPr>
             <w:r/>
@@ -938,7 +938,7 @@
           <w:p>
             <w:pPr>
               <w:spacing w:before="0" w:after="0" w:line="300" w:lineRule="exact"/>
-              <w:ind w:firstLine="0" w:left="0"/>
+              <w:ind w:firstLineChars="0" w:left="0" w:firstLine="0"/>
               <w:jc w:val="center"/>
             </w:pPr>
             <w:r/>
@@ -959,7 +959,7 @@
           <w:p>
             <w:pPr>
               <w:spacing w:before="0" w:after="0" w:line="300" w:lineRule="exact"/>
-              <w:ind w:firstLine="0" w:left="0"/>
+              <w:ind w:firstLineChars="0" w:left="0" w:firstLine="0"/>
               <w:jc w:val="center"/>
             </w:pPr>
             <w:r/>
@@ -980,7 +980,7 @@
           <w:p>
             <w:pPr>
               <w:spacing w:before="0" w:after="0" w:line="300" w:lineRule="exact"/>
-              <w:ind w:firstLine="0" w:left="0"/>
+              <w:ind w:firstLineChars="0" w:left="0" w:firstLine="0"/>
               <w:jc w:val="center"/>
             </w:pPr>
             <w:r/>
@@ -1001,7 +1001,7 @@
           <w:p>
             <w:pPr>
               <w:spacing w:before="0" w:after="0" w:line="300" w:lineRule="exact"/>
-              <w:ind w:firstLine="0" w:left="0"/>
+              <w:ind w:firstLineChars="0" w:left="0" w:firstLine="0"/>
               <w:jc w:val="center"/>
             </w:pPr>
             <w:r/>
@@ -1024,7 +1024,7 @@
           <w:p>
             <w:pPr>
               <w:spacing w:before="0" w:after="0" w:line="300" w:lineRule="exact"/>
-              <w:ind w:firstLine="0" w:left="0"/>
+              <w:ind w:firstLine="0" w:firstLineChars="0" w:left="0"/>
               <w:jc w:val="left"/>
             </w:pPr>
             <w:r/>
@@ -1045,7 +1045,7 @@
           <w:p>
             <w:pPr>
               <w:spacing w:before="0" w:after="0" w:line="300" w:lineRule="exact"/>
-              <w:ind w:firstLine="0" w:left="0"/>
+              <w:ind w:firstLine="0" w:firstLineChars="0" w:left="0"/>
               <w:jc w:val="left"/>
             </w:pPr>
             <w:r/>
@@ -1066,7 +1066,7 @@
           <w:p>
             <w:pPr>
               <w:spacing w:before="0" w:after="0" w:line="300" w:lineRule="exact"/>
-              <w:ind w:firstLine="0" w:left="0"/>
+              <w:ind w:firstLine="0" w:firstLineChars="0" w:left="0"/>
               <w:jc w:val="left"/>
             </w:pPr>
             <w:r/>
@@ -1087,7 +1087,7 @@
           <w:p>
             <w:pPr>
               <w:spacing w:before="0" w:after="0" w:line="300" w:lineRule="exact"/>
-              <w:ind w:firstLine="0" w:left="0"/>
+              <w:ind w:firstLine="0" w:firstLineChars="0" w:left="0"/>
               <w:jc w:val="left"/>
             </w:pPr>
             <w:r/>
@@ -1108,7 +1108,7 @@
           <w:p>
             <w:pPr>
               <w:spacing w:before="0" w:after="0" w:line="300" w:lineRule="exact"/>
-              <w:ind w:firstLine="0" w:left="0"/>
+              <w:ind w:firstLine="0" w:firstLineChars="0" w:left="0"/>
               <w:jc w:val="left"/>
             </w:pPr>
             <w:r/>
@@ -1129,7 +1129,7 @@
           <w:p>
             <w:pPr>
               <w:spacing w:before="0" w:after="0" w:line="300" w:lineRule="exact"/>
-              <w:ind w:firstLine="0" w:left="0"/>
+              <w:ind w:firstLine="0" w:firstLineChars="0" w:left="0"/>
               <w:jc w:val="left"/>
             </w:pPr>
             <w:r/>
@@ -1150,7 +1150,7 @@
           <w:p>
             <w:pPr>
               <w:spacing w:before="0" w:after="0" w:line="300" w:lineRule="exact"/>
-              <w:ind w:firstLine="0" w:left="0"/>
+              <w:ind w:firstLine="0" w:firstLineChars="0" w:left="0"/>
               <w:jc w:val="left"/>
             </w:pPr>
             <w:r/>
@@ -1173,7 +1173,7 @@
           <w:p>
             <w:pPr>
               <w:spacing w:before="0" w:after="0" w:line="300" w:lineRule="exact"/>
-              <w:ind w:firstLine="0" w:left="0"/>
+              <w:ind w:firstLine="0" w:firstLineChars="0" w:left="0"/>
               <w:jc w:val="left"/>
             </w:pPr>
             <w:r/>
@@ -1194,7 +1194,7 @@
           <w:p>
             <w:pPr>
               <w:spacing w:before="0" w:after="0" w:line="300" w:lineRule="exact"/>
-              <w:ind w:firstLine="0" w:left="0"/>
+              <w:ind w:firstLine="0" w:firstLineChars="0" w:left="0"/>
               <w:jc w:val="left"/>
             </w:pPr>
             <w:r/>
@@ -1215,7 +1215,7 @@
           <w:p>
             <w:pPr>
               <w:spacing w:before="0" w:after="0" w:line="300" w:lineRule="exact"/>
-              <w:ind w:firstLine="0" w:left="0"/>
+              <w:ind w:firstLine="0" w:firstLineChars="0" w:left="0"/>
               <w:jc w:val="left"/>
             </w:pPr>
             <w:r/>
@@ -1236,7 +1236,7 @@
           <w:p>
             <w:pPr>
               <w:spacing w:before="0" w:after="0" w:line="300" w:lineRule="exact"/>
-              <w:ind w:firstLine="0" w:left="0"/>
+              <w:ind w:firstLine="0" w:firstLineChars="0" w:left="0"/>
               <w:jc w:val="left"/>
             </w:pPr>
             <w:r/>
@@ -1257,7 +1257,7 @@
           <w:p>
             <w:pPr>
               <w:spacing w:before="0" w:after="0" w:line="300" w:lineRule="exact"/>
-              <w:ind w:firstLine="0" w:left="0"/>
+              <w:ind w:firstLine="0" w:firstLineChars="0" w:left="0"/>
               <w:jc w:val="left"/>
             </w:pPr>
             <w:r/>
@@ -1278,7 +1278,7 @@
           <w:p>
             <w:pPr>
               <w:spacing w:before="0" w:after="0" w:line="300" w:lineRule="exact"/>
-              <w:ind w:firstLine="0" w:left="0"/>
+              <w:ind w:firstLine="0" w:firstLineChars="0" w:left="0"/>
               <w:jc w:val="left"/>
             </w:pPr>
             <w:r/>
@@ -1299,7 +1299,7 @@
           <w:p>
             <w:pPr>
               <w:spacing w:before="0" w:after="0" w:line="300" w:lineRule="exact"/>
-              <w:ind w:firstLine="0" w:left="0"/>
+              <w:ind w:firstLine="0" w:firstLineChars="0" w:left="0"/>
               <w:jc w:val="left"/>
             </w:pPr>
             <w:r/>
@@ -1322,7 +1322,7 @@
           <w:p>
             <w:pPr>
               <w:spacing w:before="0" w:after="0" w:line="300" w:lineRule="exact"/>
-              <w:ind w:firstLine="0" w:left="0"/>
+              <w:ind w:firstLine="0" w:firstLineChars="0" w:left="0"/>
               <w:jc w:val="left"/>
             </w:pPr>
             <w:r/>
@@ -1343,7 +1343,7 @@
           <w:p>
             <w:pPr>
               <w:spacing w:before="0" w:after="0" w:line="300" w:lineRule="exact"/>
-              <w:ind w:firstLine="0" w:left="0"/>
+              <w:ind w:firstLine="0" w:firstLineChars="0" w:left="0"/>
               <w:jc w:val="left"/>
             </w:pPr>
             <w:r/>
@@ -1364,7 +1364,7 @@
           <w:p>
             <w:pPr>
               <w:spacing w:before="0" w:after="0" w:line="300" w:lineRule="exact"/>
-              <w:ind w:firstLine="0" w:left="0"/>
+              <w:ind w:firstLine="0" w:firstLineChars="0" w:left="0"/>
               <w:jc w:val="left"/>
             </w:pPr>
             <w:r/>
@@ -1385,7 +1385,7 @@
           <w:p>
             <w:pPr>
               <w:spacing w:before="0" w:after="0" w:line="300" w:lineRule="exact"/>
-              <w:ind w:firstLine="0" w:left="0"/>
+              <w:ind w:firstLine="0" w:firstLineChars="0" w:left="0"/>
               <w:jc w:val="left"/>
             </w:pPr>
             <w:r/>
@@ -1406,7 +1406,7 @@
           <w:p>
             <w:pPr>
               <w:spacing w:before="0" w:after="0" w:line="300" w:lineRule="exact"/>
-              <w:ind w:firstLine="0" w:left="0"/>
+              <w:ind w:firstLine="0" w:firstLineChars="0" w:left="0"/>
               <w:jc w:val="left"/>
             </w:pPr>
             <w:r/>
@@ -1427,7 +1427,7 @@
           <w:p>
             <w:pPr>
               <w:spacing w:before="0" w:after="0" w:line="300" w:lineRule="exact"/>
-              <w:ind w:firstLine="0" w:left="0"/>
+              <w:ind w:firstLine="0" w:firstLineChars="0" w:left="0"/>
               <w:jc w:val="left"/>
             </w:pPr>
             <w:r/>
@@ -1448,7 +1448,7 @@
           <w:p>
             <w:pPr>
               <w:spacing w:before="0" w:after="0" w:line="300" w:lineRule="exact"/>
-              <w:ind w:firstLine="0" w:left="0"/>
+              <w:ind w:firstLine="0" w:firstLineChars="0" w:left="0"/>
               <w:jc w:val="left"/>
             </w:pPr>
             <w:r/>
@@ -1471,7 +1471,7 @@
           <w:p>
             <w:pPr>
               <w:spacing w:before="0" w:after="0" w:line="300" w:lineRule="exact"/>
-              <w:ind w:firstLine="0" w:left="0"/>
+              <w:ind w:firstLine="0" w:firstLineChars="0" w:left="0"/>
               <w:jc w:val="left"/>
             </w:pPr>
             <w:r/>
@@ -1492,7 +1492,7 @@
           <w:p>
             <w:pPr>
               <w:spacing w:before="0" w:after="0" w:line="300" w:lineRule="exact"/>
-              <w:ind w:firstLine="0" w:left="0"/>
+              <w:ind w:firstLine="0" w:firstLineChars="0" w:left="0"/>
               <w:jc w:val="left"/>
             </w:pPr>
             <w:r/>
@@ -1513,7 +1513,7 @@
           <w:p>
             <w:pPr>
               <w:spacing w:before="0" w:after="0" w:line="300" w:lineRule="exact"/>
-              <w:ind w:firstLine="0" w:left="0"/>
+              <w:ind w:firstLine="0" w:firstLineChars="0" w:left="0"/>
               <w:jc w:val="left"/>
             </w:pPr>
             <w:r/>
@@ -1534,7 +1534,7 @@
           <w:p>
             <w:pPr>
               <w:spacing w:before="0" w:after="0" w:line="300" w:lineRule="exact"/>
-              <w:ind w:firstLine="0" w:left="0"/>
+              <w:ind w:firstLine="0" w:firstLineChars="0" w:left="0"/>
               <w:jc w:val="left"/>
             </w:pPr>
             <w:r/>
@@ -1555,7 +1555,7 @@
           <w:p>
             <w:pPr>
               <w:spacing w:before="0" w:after="0" w:line="300" w:lineRule="exact"/>
-              <w:ind w:firstLine="0" w:left="0"/>
+              <w:ind w:firstLine="0" w:firstLineChars="0" w:left="0"/>
               <w:jc w:val="left"/>
             </w:pPr>
             <w:r/>
@@ -1576,7 +1576,7 @@
           <w:p>
             <w:pPr>
               <w:spacing w:before="0" w:after="0" w:line="300" w:lineRule="exact"/>
-              <w:ind w:firstLine="0" w:left="0"/>
+              <w:ind w:firstLine="0" w:firstLineChars="0" w:left="0"/>
               <w:jc w:val="left"/>
             </w:pPr>
             <w:r/>
@@ -1597,7 +1597,7 @@
           <w:p>
             <w:pPr>
               <w:spacing w:before="0" w:after="0" w:line="300" w:lineRule="exact"/>
-              <w:ind w:firstLine="0" w:left="0"/>
+              <w:ind w:firstLine="0" w:firstLineChars="0" w:left="0"/>
               <w:jc w:val="left"/>
             </w:pPr>
             <w:r/>
@@ -1620,7 +1620,7 @@
           <w:p>
             <w:pPr>
               <w:spacing w:before="0" w:after="0" w:line="300" w:lineRule="exact"/>
-              <w:ind w:firstLine="0" w:left="0"/>
+              <w:ind w:firstLine="0" w:firstLineChars="0" w:left="0"/>
               <w:jc w:val="left"/>
             </w:pPr>
             <w:r/>
@@ -1641,7 +1641,7 @@
           <w:p>
             <w:pPr>
               <w:spacing w:before="0" w:after="0" w:line="300" w:lineRule="exact"/>
-              <w:ind w:firstLine="0" w:left="0"/>
+              <w:ind w:firstLine="0" w:firstLineChars="0" w:left="0"/>
               <w:jc w:val="left"/>
             </w:pPr>
             <w:r/>
@@ -1662,7 +1662,7 @@
           <w:p>
             <w:pPr>
               <w:spacing w:before="0" w:after="0" w:line="300" w:lineRule="exact"/>
-              <w:ind w:firstLine="0" w:left="0"/>
+              <w:ind w:firstLine="0" w:firstLineChars="0" w:left="0"/>
               <w:jc w:val="left"/>
             </w:pPr>
             <w:r/>
@@ -1683,7 +1683,7 @@
           <w:p>
             <w:pPr>
               <w:spacing w:before="0" w:after="0" w:line="300" w:lineRule="exact"/>
-              <w:ind w:firstLine="0" w:left="0"/>
+              <w:ind w:firstLine="0" w:firstLineChars="0" w:left="0"/>
               <w:jc w:val="left"/>
             </w:pPr>
             <w:r/>
@@ -1704,7 +1704,7 @@
           <w:p>
             <w:pPr>
               <w:spacing w:before="0" w:after="0" w:line="300" w:lineRule="exact"/>
-              <w:ind w:firstLine="0" w:left="0"/>
+              <w:ind w:firstLine="0" w:firstLineChars="0" w:left="0"/>
               <w:jc w:val="left"/>
             </w:pPr>
             <w:r/>
@@ -1725,7 +1725,7 @@
           <w:p>
             <w:pPr>
               <w:spacing w:before="0" w:after="0" w:line="300" w:lineRule="exact"/>
-              <w:ind w:firstLine="0" w:left="0"/>
+              <w:ind w:firstLine="0" w:firstLineChars="0" w:left="0"/>
               <w:jc w:val="left"/>
             </w:pPr>
             <w:r/>
@@ -1746,7 +1746,7 @@
           <w:p>
             <w:pPr>
               <w:spacing w:before="0" w:after="0" w:line="300" w:lineRule="exact"/>
-              <w:ind w:firstLine="0" w:left="0"/>
+              <w:ind w:firstLine="0" w:firstLineChars="0" w:left="0"/>
               <w:jc w:val="left"/>
             </w:pPr>
             <w:r/>
@@ -1769,7 +1769,7 @@
           <w:p>
             <w:pPr>
               <w:spacing w:before="0" w:after="0" w:line="300" w:lineRule="exact"/>
-              <w:ind w:firstLine="0" w:left="0"/>
+              <w:ind w:firstLine="0" w:firstLineChars="0" w:left="0"/>
               <w:jc w:val="left"/>
             </w:pPr>
             <w:r/>
@@ -1790,7 +1790,7 @@
           <w:p>
             <w:pPr>
               <w:spacing w:before="0" w:after="0" w:line="300" w:lineRule="exact"/>
-              <w:ind w:firstLine="0" w:left="0"/>
+              <w:ind w:firstLine="0" w:firstLineChars="0" w:left="0"/>
               <w:jc w:val="left"/>
             </w:pPr>
             <w:r/>
@@ -1811,7 +1811,7 @@
           <w:p>
             <w:pPr>
               <w:spacing w:before="0" w:after="0" w:line="300" w:lineRule="exact"/>
-              <w:ind w:firstLine="0" w:left="0"/>
+              <w:ind w:firstLine="0" w:firstLineChars="0" w:left="0"/>
               <w:jc w:val="left"/>
             </w:pPr>
             <w:r/>
@@ -1832,7 +1832,7 @@
           <w:p>
             <w:pPr>
               <w:spacing w:before="0" w:after="0" w:line="300" w:lineRule="exact"/>
-              <w:ind w:firstLine="0" w:left="0"/>
+              <w:ind w:firstLine="0" w:firstLineChars="0" w:left="0"/>
               <w:jc w:val="left"/>
             </w:pPr>
             <w:r/>
@@ -1853,7 +1853,7 @@
           <w:p>
             <w:pPr>
               <w:spacing w:before="0" w:after="0" w:line="300" w:lineRule="exact"/>
-              <w:ind w:firstLine="0" w:left="0"/>
+              <w:ind w:firstLine="0" w:firstLineChars="0" w:left="0"/>
               <w:jc w:val="left"/>
             </w:pPr>
             <w:r/>
@@ -1874,7 +1874,7 @@
           <w:p>
             <w:pPr>
               <w:spacing w:before="0" w:after="0" w:line="300" w:lineRule="exact"/>
-              <w:ind w:firstLine="0" w:left="0"/>
+              <w:ind w:firstLine="0" w:firstLineChars="0" w:left="0"/>
               <w:jc w:val="left"/>
             </w:pPr>
             <w:r/>
@@ -1895,7 +1895,7 @@
           <w:p>
             <w:pPr>
               <w:spacing w:before="0" w:after="0" w:line="300" w:lineRule="exact"/>
-              <w:ind w:firstLine="0" w:left="0"/>
+              <w:ind w:firstLine="0" w:firstLineChars="0" w:left="0"/>
               <w:jc w:val="left"/>
             </w:pPr>
             <w:r/>
@@ -1944,7 +1944,7 @@
           <w:p>
             <w:pPr>
               <w:spacing w:before="0" w:after="0" w:line="300" w:lineRule="exact"/>
-              <w:ind w:firstLine="0" w:left="0"/>
+              <w:ind w:firstLineChars="0" w:left="0" w:firstLine="0"/>
               <w:jc w:val="center"/>
             </w:pPr>
             <w:r/>
@@ -1965,7 +1965,7 @@
           <w:p>
             <w:pPr>
               <w:spacing w:before="0" w:after="0" w:line="300" w:lineRule="exact"/>
-              <w:ind w:firstLine="0" w:left="0"/>
+              <w:ind w:firstLineChars="0" w:left="0" w:firstLine="0"/>
               <w:jc w:val="center"/>
             </w:pPr>
             <w:r/>
@@ -1986,7 +1986,7 @@
           <w:p>
             <w:pPr>
               <w:spacing w:before="0" w:after="0" w:line="300" w:lineRule="exact"/>
-              <w:ind w:firstLine="0" w:left="0"/>
+              <w:ind w:firstLineChars="0" w:left="0" w:firstLine="0"/>
               <w:jc w:val="center"/>
             </w:pPr>
             <w:r/>
@@ -2007,7 +2007,7 @@
           <w:p>
             <w:pPr>
               <w:spacing w:before="0" w:after="0" w:line="300" w:lineRule="exact"/>
-              <w:ind w:firstLine="0" w:left="0"/>
+              <w:ind w:firstLineChars="0" w:left="0" w:firstLine="0"/>
               <w:jc w:val="center"/>
             </w:pPr>
             <w:r/>
@@ -2028,7 +2028,7 @@
           <w:p>
             <w:pPr>
               <w:spacing w:before="0" w:after="0" w:line="300" w:lineRule="exact"/>
-              <w:ind w:firstLine="0" w:left="0"/>
+              <w:ind w:firstLineChars="0" w:left="0" w:firstLine="0"/>
               <w:jc w:val="center"/>
             </w:pPr>
             <w:r/>
@@ -2049,7 +2049,7 @@
           <w:p>
             <w:pPr>
               <w:spacing w:before="0" w:after="0" w:line="300" w:lineRule="exact"/>
-              <w:ind w:firstLine="0" w:left="0"/>
+              <w:ind w:firstLineChars="0" w:left="0" w:firstLine="0"/>
               <w:jc w:val="center"/>
             </w:pPr>
             <w:r/>
@@ -2072,7 +2072,7 @@
           <w:p>
             <w:pPr>
               <w:spacing w:before="0" w:after="0" w:line="300" w:lineRule="exact"/>
-              <w:ind w:firstLine="0" w:left="0"/>
+              <w:ind w:firstLine="0" w:firstLineChars="0" w:left="0"/>
               <w:jc w:val="left"/>
             </w:pPr>
             <w:r/>
@@ -2093,7 +2093,7 @@
           <w:p>
             <w:pPr>
               <w:spacing w:before="0" w:after="0" w:line="300" w:lineRule="exact"/>
-              <w:ind w:firstLine="0" w:left="0"/>
+              <w:ind w:firstLine="0" w:firstLineChars="0" w:left="0"/>
               <w:jc w:val="left"/>
             </w:pPr>
             <w:r/>
@@ -2114,7 +2114,7 @@
           <w:p>
             <w:pPr>
               <w:spacing w:before="0" w:after="0" w:line="300" w:lineRule="exact"/>
-              <w:ind w:firstLine="0" w:left="0"/>
+              <w:ind w:firstLine="0" w:firstLineChars="0" w:left="0"/>
               <w:jc w:val="left"/>
             </w:pPr>
             <w:r/>
@@ -2135,7 +2135,7 @@
           <w:p>
             <w:pPr>
               <w:spacing w:before="0" w:after="0" w:line="300" w:lineRule="exact"/>
-              <w:ind w:firstLine="0" w:left="0"/>
+              <w:ind w:firstLine="0" w:firstLineChars="0" w:left="0"/>
               <w:jc w:val="left"/>
             </w:pPr>
             <w:r/>
@@ -2156,7 +2156,7 @@
           <w:p>
             <w:pPr>
               <w:spacing w:before="0" w:after="0" w:line="300" w:lineRule="exact"/>
-              <w:ind w:firstLine="0" w:left="0"/>
+              <w:ind w:firstLine="0" w:firstLineChars="0" w:left="0"/>
               <w:jc w:val="left"/>
             </w:pPr>
             <w:r/>
@@ -2177,7 +2177,7 @@
           <w:p>
             <w:pPr>
               <w:spacing w:before="0" w:after="0" w:line="300" w:lineRule="exact"/>
-              <w:ind w:firstLine="0" w:left="0"/>
+              <w:ind w:firstLine="0" w:firstLineChars="0" w:left="0"/>
               <w:jc w:val="left"/>
             </w:pPr>
             <w:r/>
@@ -2200,7 +2200,7 @@
           <w:p>
             <w:pPr>
               <w:spacing w:before="0" w:after="0" w:line="300" w:lineRule="exact"/>
-              <w:ind w:firstLine="0" w:left="0"/>
+              <w:ind w:firstLine="0" w:firstLineChars="0" w:left="0"/>
               <w:jc w:val="left"/>
             </w:pPr>
             <w:r/>
@@ -2221,7 +2221,7 @@
           <w:p>
             <w:pPr>
               <w:spacing w:before="0" w:after="0" w:line="300" w:lineRule="exact"/>
-              <w:ind w:firstLine="0" w:left="0"/>
+              <w:ind w:firstLine="0" w:firstLineChars="0" w:left="0"/>
               <w:jc w:val="left"/>
             </w:pPr>
             <w:r/>
@@ -2242,7 +2242,7 @@
           <w:p>
             <w:pPr>
               <w:spacing w:before="0" w:after="0" w:line="300" w:lineRule="exact"/>
-              <w:ind w:firstLine="0" w:left="0"/>
+              <w:ind w:firstLine="0" w:firstLineChars="0" w:left="0"/>
               <w:jc w:val="left"/>
             </w:pPr>
             <w:r/>
@@ -2263,7 +2263,7 @@
           <w:p>
             <w:pPr>
               <w:spacing w:before="0" w:after="0" w:line="300" w:lineRule="exact"/>
-              <w:ind w:firstLine="0" w:left="0"/>
+              <w:ind w:firstLine="0" w:firstLineChars="0" w:left="0"/>
               <w:jc w:val="left"/>
             </w:pPr>
             <w:r/>
@@ -2284,7 +2284,7 @@
           <w:p>
             <w:pPr>
               <w:spacing w:before="0" w:after="0" w:line="300" w:lineRule="exact"/>
-              <w:ind w:firstLine="0" w:left="0"/>
+              <w:ind w:firstLine="0" w:firstLineChars="0" w:left="0"/>
               <w:jc w:val="left"/>
             </w:pPr>
             <w:r/>
@@ -2305,7 +2305,7 @@
           <w:p>
             <w:pPr>
               <w:spacing w:before="0" w:after="0" w:line="300" w:lineRule="exact"/>
-              <w:ind w:firstLine="0" w:left="0"/>
+              <w:ind w:firstLine="0" w:firstLineChars="0" w:left="0"/>
               <w:jc w:val="left"/>
             </w:pPr>
             <w:r/>
@@ -2328,7 +2328,7 @@
           <w:p>
             <w:pPr>
               <w:spacing w:before="0" w:after="0" w:line="300" w:lineRule="exact"/>
-              <w:ind w:firstLine="0" w:left="0"/>
+              <w:ind w:firstLine="0" w:firstLineChars="0" w:left="0"/>
               <w:jc w:val="left"/>
             </w:pPr>
             <w:r/>
@@ -2349,7 +2349,7 @@
           <w:p>
             <w:pPr>
               <w:spacing w:before="0" w:after="0" w:line="300" w:lineRule="exact"/>
-              <w:ind w:firstLine="0" w:left="0"/>
+              <w:ind w:firstLine="0" w:firstLineChars="0" w:left="0"/>
               <w:jc w:val="left"/>
             </w:pPr>
             <w:r/>
@@ -2370,7 +2370,7 @@
           <w:p>
             <w:pPr>
               <w:spacing w:before="0" w:after="0" w:line="300" w:lineRule="exact"/>
-              <w:ind w:firstLine="0" w:left="0"/>
+              <w:ind w:firstLine="0" w:firstLineChars="0" w:left="0"/>
               <w:jc w:val="left"/>
             </w:pPr>
             <w:r/>
@@ -2391,7 +2391,7 @@
           <w:p>
             <w:pPr>
               <w:spacing w:before="0" w:after="0" w:line="300" w:lineRule="exact"/>
-              <w:ind w:firstLine="0" w:left="0"/>
+              <w:ind w:firstLine="0" w:firstLineChars="0" w:left="0"/>
               <w:jc w:val="left"/>
             </w:pPr>
             <w:r/>
@@ -2412,7 +2412,7 @@
           <w:p>
             <w:pPr>
               <w:spacing w:before="0" w:after="0" w:line="300" w:lineRule="exact"/>
-              <w:ind w:firstLine="0" w:left="0"/>
+              <w:ind w:firstLine="0" w:firstLineChars="0" w:left="0"/>
               <w:jc w:val="left"/>
             </w:pPr>
             <w:r/>
@@ -2433,7 +2433,7 @@
           <w:p>
             <w:pPr>
               <w:spacing w:before="0" w:after="0" w:line="300" w:lineRule="exact"/>
-              <w:ind w:firstLine="0" w:left="0"/>
+              <w:ind w:firstLine="0" w:firstLineChars="0" w:left="0"/>
               <w:jc w:val="left"/>
             </w:pPr>
             <w:r/>
@@ -2456,7 +2456,7 @@
           <w:p>
             <w:pPr>
               <w:spacing w:before="0" w:after="0" w:line="300" w:lineRule="exact"/>
-              <w:ind w:firstLine="0" w:left="0"/>
+              <w:ind w:firstLine="0" w:firstLineChars="0" w:left="0"/>
               <w:jc w:val="left"/>
             </w:pPr>
             <w:r/>
@@ -2477,7 +2477,7 @@
           <w:p>
             <w:pPr>
               <w:spacing w:before="0" w:after="0" w:line="300" w:lineRule="exact"/>
-              <w:ind w:firstLine="0" w:left="0"/>
+              <w:ind w:firstLine="0" w:firstLineChars="0" w:left="0"/>
               <w:jc w:val="left"/>
             </w:pPr>
             <w:r/>
@@ -2498,7 +2498,7 @@
           <w:p>
             <w:pPr>
               <w:spacing w:before="0" w:after="0" w:line="300" w:lineRule="exact"/>
-              <w:ind w:firstLine="0" w:left="0"/>
+              <w:ind w:firstLine="0" w:firstLineChars="0" w:left="0"/>
               <w:jc w:val="left"/>
             </w:pPr>
             <w:r/>
@@ -2519,7 +2519,7 @@
           <w:p>
             <w:pPr>
               <w:spacing w:before="0" w:after="0" w:line="300" w:lineRule="exact"/>
-              <w:ind w:firstLine="0" w:left="0"/>
+              <w:ind w:firstLine="0" w:firstLineChars="0" w:left="0"/>
               <w:jc w:val="left"/>
             </w:pPr>
             <w:r/>
@@ -2540,7 +2540,7 @@
           <w:p>
             <w:pPr>
               <w:spacing w:before="0" w:after="0" w:line="300" w:lineRule="exact"/>
-              <w:ind w:firstLine="0" w:left="0"/>
+              <w:ind w:firstLine="0" w:firstLineChars="0" w:left="0"/>
               <w:jc w:val="left"/>
             </w:pPr>
             <w:r/>
@@ -2561,7 +2561,7 @@
           <w:p>
             <w:pPr>
               <w:spacing w:before="0" w:after="0" w:line="300" w:lineRule="exact"/>
-              <w:ind w:firstLine="0" w:left="0"/>
+              <w:ind w:firstLine="0" w:firstLineChars="0" w:left="0"/>
               <w:jc w:val="left"/>
             </w:pPr>
             <w:r/>
@@ -2584,7 +2584,7 @@
           <w:p>
             <w:pPr>
               <w:spacing w:before="0" w:after="0" w:line="300" w:lineRule="exact"/>
-              <w:ind w:firstLine="0" w:left="0"/>
+              <w:ind w:firstLine="0" w:firstLineChars="0" w:left="0"/>
               <w:jc w:val="left"/>
             </w:pPr>
             <w:r/>
@@ -2605,7 +2605,7 @@
           <w:p>
             <w:pPr>
               <w:spacing w:before="0" w:after="0" w:line="300" w:lineRule="exact"/>
-              <w:ind w:firstLine="0" w:left="0"/>
+              <w:ind w:firstLine="0" w:firstLineChars="0" w:left="0"/>
               <w:jc w:val="left"/>
             </w:pPr>
             <w:r/>
@@ -2626,7 +2626,7 @@
           <w:p>
             <w:pPr>
               <w:spacing w:before="0" w:after="0" w:line="300" w:lineRule="exact"/>
-              <w:ind w:firstLine="0" w:left="0"/>
+              <w:ind w:firstLine="0" w:firstLineChars="0" w:left="0"/>
               <w:jc w:val="left"/>
             </w:pPr>
             <w:r/>
@@ -2647,7 +2647,7 @@
           <w:p>
             <w:pPr>
               <w:spacing w:before="0" w:after="0" w:line="300" w:lineRule="exact"/>
-              <w:ind w:firstLine="0" w:left="0"/>
+              <w:ind w:firstLine="0" w:firstLineChars="0" w:left="0"/>
               <w:jc w:val="left"/>
             </w:pPr>
             <w:r/>
@@ -2668,7 +2668,7 @@
           <w:p>
             <w:pPr>
               <w:spacing w:before="0" w:after="0" w:line="300" w:lineRule="exact"/>
-              <w:ind w:firstLine="0" w:left="0"/>
+              <w:ind w:firstLine="0" w:firstLineChars="0" w:left="0"/>
               <w:jc w:val="left"/>
             </w:pPr>
             <w:r/>
@@ -2689,7 +2689,7 @@
           <w:p>
             <w:pPr>
               <w:spacing w:before="0" w:after="0" w:line="300" w:lineRule="exact"/>
-              <w:ind w:firstLine="0" w:left="0"/>
+              <w:ind w:firstLine="0" w:firstLineChars="0" w:left="0"/>
               <w:jc w:val="left"/>
             </w:pPr>
             <w:r/>
@@ -2712,7 +2712,7 @@
           <w:p>
             <w:pPr>
               <w:spacing w:before="0" w:after="0" w:line="300" w:lineRule="exact"/>
-              <w:ind w:firstLine="0" w:left="0"/>
+              <w:ind w:firstLine="0" w:firstLineChars="0" w:left="0"/>
               <w:jc w:val="left"/>
             </w:pPr>
             <w:r/>
@@ -2733,7 +2733,7 @@
           <w:p>
             <w:pPr>
               <w:spacing w:before="0" w:after="0" w:line="300" w:lineRule="exact"/>
-              <w:ind w:firstLine="0" w:left="0"/>
+              <w:ind w:firstLine="0" w:firstLineChars="0" w:left="0"/>
               <w:jc w:val="left"/>
             </w:pPr>
             <w:r/>
@@ -2754,7 +2754,7 @@
           <w:p>
             <w:pPr>
               <w:spacing w:before="0" w:after="0" w:line="300" w:lineRule="exact"/>
-              <w:ind w:firstLine="0" w:left="0"/>
+              <w:ind w:firstLine="0" w:firstLineChars="0" w:left="0"/>
               <w:jc w:val="left"/>
             </w:pPr>
             <w:r/>
@@ -2775,7 +2775,7 @@
           <w:p>
             <w:pPr>
               <w:spacing w:before="0" w:after="0" w:line="300" w:lineRule="exact"/>
-              <w:ind w:firstLine="0" w:left="0"/>
+              <w:ind w:firstLine="0" w:firstLineChars="0" w:left="0"/>
               <w:jc w:val="left"/>
             </w:pPr>
             <w:r/>
@@ -2796,7 +2796,7 @@
           <w:p>
             <w:pPr>
               <w:spacing w:before="0" w:after="0" w:line="300" w:lineRule="exact"/>
-              <w:ind w:firstLine="0" w:left="0"/>
+              <w:ind w:firstLine="0" w:firstLineChars="0" w:left="0"/>
               <w:jc w:val="left"/>
             </w:pPr>
             <w:r/>
@@ -2817,7 +2817,7 @@
           <w:p>
             <w:pPr>
               <w:spacing w:before="0" w:after="0" w:line="300" w:lineRule="exact"/>
-              <w:ind w:firstLine="0" w:left="0"/>
+              <w:ind w:firstLine="0" w:firstLineChars="0" w:left="0"/>
               <w:jc w:val="left"/>
             </w:pPr>
             <w:r/>
@@ -2871,7 +2871,7 @@
           <w:p>
             <w:pPr>
               <w:spacing w:before="0" w:after="0" w:line="300" w:lineRule="exact"/>
-              <w:ind w:firstLine="0" w:left="0"/>
+              <w:ind w:firstLine="0" w:firstLineChars="0" w:left="0"/>
               <w:jc w:val="center"/>
             </w:pPr>
             <w:r/>
@@ -2892,7 +2892,7 @@
           <w:p>
             <w:pPr>
               <w:spacing w:before="0" w:after="0" w:line="300" w:lineRule="exact"/>
-              <w:ind w:firstLine="0" w:left="0"/>
+              <w:ind w:firstLine="0" w:firstLineChars="0" w:left="0"/>
               <w:jc w:val="center"/>
             </w:pPr>
             <w:r/>
@@ -2913,7 +2913,7 @@
           <w:p>
             <w:pPr>
               <w:spacing w:before="0" w:after="0" w:line="300" w:lineRule="exact"/>
-              <w:ind w:firstLine="0" w:left="0"/>
+              <w:ind w:firstLine="0" w:firstLineChars="0" w:left="0"/>
               <w:jc w:val="center"/>
             </w:pPr>
             <w:r/>
@@ -2934,7 +2934,7 @@
           <w:p>
             <w:pPr>
               <w:spacing w:before="0" w:after="0" w:line="300" w:lineRule="exact"/>
-              <w:ind w:firstLine="0" w:left="0"/>
+              <w:ind w:firstLine="0" w:firstLineChars="0" w:left="0"/>
               <w:jc w:val="center"/>
             </w:pPr>
             <w:r/>
@@ -2955,7 +2955,7 @@
           <w:p>
             <w:pPr>
               <w:spacing w:before="0" w:after="0" w:line="300" w:lineRule="exact"/>
-              <w:ind w:firstLine="0" w:left="0"/>
+              <w:ind w:firstLine="0" w:firstLineChars="0" w:left="0"/>
               <w:jc w:val="center"/>
             </w:pPr>
             <w:r/>
@@ -2976,7 +2976,7 @@
           <w:p>
             <w:pPr>
               <w:spacing w:before="0" w:after="0" w:line="300" w:lineRule="exact"/>
-              <w:ind w:firstLine="0" w:left="0"/>
+              <w:ind w:firstLine="0" w:firstLineChars="0" w:left="0"/>
               <w:jc w:val="center"/>
             </w:pPr>
             <w:r/>
@@ -2999,7 +2999,7 @@
           <w:p>
             <w:pPr>
               <w:spacing w:before="0" w:after="0" w:line="300" w:lineRule="exact"/>
-              <w:ind w:firstLine="0" w:left="0"/>
+              <w:ind w:firstLine="0" w:firstLineChars="0" w:left="0"/>
               <w:jc w:val="left"/>
             </w:pPr>
             <w:r/>
@@ -3020,7 +3020,7 @@
           <w:p>
             <w:pPr>
               <w:spacing w:before="0" w:after="0" w:line="300" w:lineRule="exact"/>
-              <w:ind w:firstLine="0" w:left="0"/>
+              <w:ind w:firstLine="0" w:firstLineChars="0" w:left="0"/>
               <w:jc w:val="left"/>
             </w:pPr>
             <w:r/>
@@ -3041,7 +3041,7 @@
           <w:p>
             <w:pPr>
               <w:spacing w:before="0" w:after="0" w:line="300" w:lineRule="exact"/>
-              <w:ind w:firstLine="0" w:left="0"/>
+              <w:ind w:firstLine="0" w:firstLineChars="0" w:left="0"/>
               <w:jc w:val="left"/>
             </w:pPr>
             <w:r/>
@@ -3062,7 +3062,7 @@
           <w:p>
             <w:pPr>
               <w:spacing w:before="0" w:after="0" w:line="300" w:lineRule="exact"/>
-              <w:ind w:firstLine="0" w:left="0"/>
+              <w:ind w:firstLine="0" w:firstLineChars="0" w:left="0"/>
               <w:jc w:val="left"/>
             </w:pPr>
             <w:r/>
@@ -3083,7 +3083,7 @@
           <w:p>
             <w:pPr>
               <w:spacing w:before="0" w:after="0" w:line="300" w:lineRule="exact"/>
-              <w:ind w:firstLine="0" w:left="0"/>
+              <w:ind w:firstLine="0" w:firstLineChars="0" w:left="0"/>
               <w:jc w:val="left"/>
             </w:pPr>
             <w:r/>
@@ -3104,7 +3104,7 @@
           <w:p>
             <w:pPr>
               <w:spacing w:before="0" w:after="0" w:line="300" w:lineRule="exact"/>
-              <w:ind w:firstLine="0" w:left="0"/>
+              <w:ind w:firstLine="0" w:firstLineChars="0" w:left="0"/>
               <w:jc w:val="left"/>
             </w:pPr>
             <w:r/>
@@ -3127,7 +3127,7 @@
           <w:p>
             <w:pPr>
               <w:spacing w:before="0" w:after="0" w:line="300" w:lineRule="exact"/>
-              <w:ind w:firstLine="0" w:left="0"/>
+              <w:ind w:firstLine="0" w:firstLineChars="0" w:left="0"/>
               <w:jc w:val="left"/>
             </w:pPr>
             <w:r/>
@@ -3148,7 +3148,7 @@
           <w:p>
             <w:pPr>
               <w:spacing w:before="0" w:after="0" w:line="300" w:lineRule="exact"/>
-              <w:ind w:firstLine="0" w:left="0"/>
+              <w:ind w:firstLine="0" w:firstLineChars="0" w:left="0"/>
               <w:jc w:val="left"/>
             </w:pPr>
             <w:r/>
@@ -3169,7 +3169,7 @@
           <w:p>
             <w:pPr>
               <w:spacing w:before="0" w:after="0" w:line="300" w:lineRule="exact"/>
-              <w:ind w:firstLine="0" w:left="0"/>
+              <w:ind w:firstLine="0" w:firstLineChars="0" w:left="0"/>
               <w:jc w:val="left"/>
             </w:pPr>
             <w:r/>
@@ -3190,7 +3190,7 @@
           <w:p>
             <w:pPr>
               <w:spacing w:before="0" w:after="0" w:line="300" w:lineRule="exact"/>
-              <w:ind w:firstLine="0" w:left="0"/>
+              <w:ind w:firstLine="0" w:firstLineChars="0" w:left="0"/>
               <w:jc w:val="left"/>
             </w:pPr>
             <w:r/>
@@ -3211,7 +3211,7 @@
           <w:p>
             <w:pPr>
               <w:spacing w:before="0" w:after="0" w:line="300" w:lineRule="exact"/>
-              <w:ind w:firstLine="0" w:left="0"/>
+              <w:ind w:firstLine="0" w:firstLineChars="0" w:left="0"/>
               <w:jc w:val="left"/>
             </w:pPr>
             <w:r/>
@@ -3232,7 +3232,7 @@
           <w:p>
             <w:pPr>
               <w:spacing w:before="0" w:after="0" w:line="300" w:lineRule="exact"/>
-              <w:ind w:firstLine="0" w:left="0"/>
+              <w:ind w:firstLine="0" w:firstLineChars="0" w:left="0"/>
               <w:jc w:val="left"/>
             </w:pPr>
             <w:r/>
@@ -3255,7 +3255,7 @@
           <w:p>
             <w:pPr>
               <w:spacing w:before="0" w:after="0" w:line="300" w:lineRule="exact"/>
-              <w:ind w:firstLine="0" w:left="0"/>
+              <w:ind w:firstLine="0" w:firstLineChars="0" w:left="0"/>
               <w:jc w:val="left"/>
             </w:pPr>
             <w:r/>
@@ -3276,7 +3276,7 @@
           <w:p>
             <w:pPr>
               <w:spacing w:before="0" w:after="0" w:line="300" w:lineRule="exact"/>
-              <w:ind w:firstLine="0" w:left="0"/>
+              <w:ind w:firstLine="0" w:firstLineChars="0" w:left="0"/>
               <w:jc w:val="left"/>
             </w:pPr>
             <w:r/>
@@ -3297,7 +3297,7 @@
           <w:p>
             <w:pPr>
               <w:spacing w:before="0" w:after="0" w:line="300" w:lineRule="exact"/>
-              <w:ind w:firstLine="0" w:left="0"/>
+              <w:ind w:firstLine="0" w:firstLineChars="0" w:left="0"/>
               <w:jc w:val="left"/>
             </w:pPr>
             <w:r/>
@@ -3318,7 +3318,7 @@
           <w:p>
             <w:pPr>
               <w:spacing w:before="0" w:after="0" w:line="300" w:lineRule="exact"/>
-              <w:ind w:firstLine="0" w:left="0"/>
+              <w:ind w:firstLine="0" w:firstLineChars="0" w:left="0"/>
               <w:jc w:val="left"/>
             </w:pPr>
             <w:r/>
@@ -3339,7 +3339,7 @@
           <w:p>
             <w:pPr>
               <w:spacing w:before="0" w:after="0" w:line="300" w:lineRule="exact"/>
-              <w:ind w:firstLine="0" w:left="0"/>
+              <w:ind w:firstLine="0" w:firstLineChars="0" w:left="0"/>
               <w:jc w:val="left"/>
             </w:pPr>
             <w:r/>
@@ -3360,7 +3360,7 @@
           <w:p>
             <w:pPr>
               <w:spacing w:before="0" w:after="0" w:line="300" w:lineRule="exact"/>
-              <w:ind w:firstLine="0" w:left="0"/>
+              <w:ind w:firstLine="0" w:firstLineChars="0" w:left="0"/>
               <w:jc w:val="left"/>
             </w:pPr>
             <w:r/>
@@ -3383,7 +3383,7 @@
           <w:p>
             <w:pPr>
               <w:spacing w:before="0" w:after="0" w:line="300" w:lineRule="exact"/>
-              <w:ind w:firstLine="0" w:left="0"/>
+              <w:ind w:firstLine="0" w:firstLineChars="0" w:left="0"/>
               <w:jc w:val="left"/>
             </w:pPr>
             <w:r/>
@@ -3404,7 +3404,7 @@
           <w:p>
             <w:pPr>
               <w:spacing w:before="0" w:after="0" w:line="300" w:lineRule="exact"/>
-              <w:ind w:firstLine="0" w:left="0"/>
+              <w:ind w:firstLine="0" w:firstLineChars="0" w:left="0"/>
               <w:jc w:val="left"/>
             </w:pPr>
             <w:r/>
@@ -3425,7 +3425,7 @@
           <w:p>
             <w:pPr>
               <w:spacing w:before="0" w:after="0" w:line="300" w:lineRule="exact"/>
-              <w:ind w:firstLine="0" w:left="0"/>
+              <w:ind w:firstLine="0" w:firstLineChars="0" w:left="0"/>
               <w:jc w:val="left"/>
             </w:pPr>
             <w:r/>
@@ -3446,7 +3446,7 @@
           <w:p>
             <w:pPr>
               <w:spacing w:before="0" w:after="0" w:line="300" w:lineRule="exact"/>
-              <w:ind w:firstLine="0" w:left="0"/>
+              <w:ind w:firstLine="0" w:firstLineChars="0" w:left="0"/>
               <w:jc w:val="left"/>
             </w:pPr>
             <w:r/>
@@ -3467,7 +3467,7 @@
           <w:p>
             <w:pPr>
               <w:spacing w:before="0" w:after="0" w:line="300" w:lineRule="exact"/>
-              <w:ind w:firstLine="0" w:left="0"/>
+              <w:ind w:firstLine="0" w:firstLineChars="0" w:left="0"/>
               <w:jc w:val="left"/>
             </w:pPr>
             <w:r/>
@@ -3488,7 +3488,7 @@
           <w:p>
             <w:pPr>
               <w:spacing w:before="0" w:after="0" w:line="300" w:lineRule="exact"/>
-              <w:ind w:firstLine="0" w:left="0"/>
+              <w:ind w:firstLine="0" w:firstLineChars="0" w:left="0"/>
               <w:jc w:val="left"/>
             </w:pPr>
             <w:r/>
@@ -3511,7 +3511,7 @@
           <w:p>
             <w:pPr>
               <w:spacing w:before="0" w:after="0" w:line="300" w:lineRule="exact"/>
-              <w:ind w:firstLine="0" w:left="0"/>
+              <w:ind w:firstLine="0" w:firstLineChars="0" w:left="0"/>
               <w:jc w:val="left"/>
             </w:pPr>
             <w:r/>
@@ -3532,7 +3532,7 @@
           <w:p>
             <w:pPr>
               <w:spacing w:before="0" w:after="0" w:line="300" w:lineRule="exact"/>
-              <w:ind w:firstLine="0" w:left="0"/>
+              <w:ind w:firstLine="0" w:firstLineChars="0" w:left="0"/>
               <w:jc w:val="left"/>
             </w:pPr>
             <w:r/>
@@ -3553,7 +3553,7 @@
           <w:p>
             <w:pPr>
               <w:spacing w:before="0" w:after="0" w:line="300" w:lineRule="exact"/>
-              <w:ind w:firstLine="0" w:left="0"/>
+              <w:ind w:firstLine="0" w:firstLineChars="0" w:left="0"/>
               <w:jc w:val="left"/>
             </w:pPr>
             <w:r/>
@@ -3574,7 +3574,7 @@
           <w:p>
             <w:pPr>
               <w:spacing w:before="0" w:after="0" w:line="300" w:lineRule="exact"/>
-              <w:ind w:firstLine="0" w:left="0"/>
+              <w:ind w:firstLine="0" w:firstLineChars="0" w:left="0"/>
               <w:jc w:val="left"/>
             </w:pPr>
             <w:r/>
@@ -3595,7 +3595,7 @@
           <w:p>
             <w:pPr>
               <w:spacing w:before="0" w:after="0" w:line="300" w:lineRule="exact"/>
-              <w:ind w:firstLine="0" w:left="0"/>
+              <w:ind w:firstLine="0" w:firstLineChars="0" w:left="0"/>
               <w:jc w:val="left"/>
             </w:pPr>
             <w:r/>
@@ -3616,7 +3616,7 @@
           <w:p>
             <w:pPr>
               <w:spacing w:before="0" w:after="0" w:line="300" w:lineRule="exact"/>
-              <w:ind w:firstLine="0" w:left="0"/>
+              <w:ind w:firstLine="0" w:firstLineChars="0" w:left="0"/>
               <w:jc w:val="left"/>
             </w:pPr>
             <w:r/>
@@ -3639,7 +3639,7 @@
           <w:p>
             <w:pPr>
               <w:spacing w:before="0" w:after="0" w:line="300" w:lineRule="exact"/>
-              <w:ind w:firstLine="0" w:left="0"/>
+              <w:ind w:firstLine="0" w:firstLineChars="0" w:left="0"/>
               <w:jc w:val="left"/>
             </w:pPr>
             <w:r/>
@@ -3660,7 +3660,7 @@
           <w:p>
             <w:pPr>
               <w:spacing w:before="0" w:after="0" w:line="300" w:lineRule="exact"/>
-              <w:ind w:firstLine="0" w:left="0"/>
+              <w:ind w:firstLine="0" w:firstLineChars="0" w:left="0"/>
               <w:jc w:val="left"/>
             </w:pPr>
             <w:r/>
@@ -3681,7 +3681,7 @@
           <w:p>
             <w:pPr>
               <w:spacing w:before="0" w:after="0" w:line="300" w:lineRule="exact"/>
-              <w:ind w:firstLine="0" w:left="0"/>
+              <w:ind w:firstLine="0" w:firstLineChars="0" w:left="0"/>
               <w:jc w:val="left"/>
             </w:pPr>
             <w:r/>
@@ -3702,7 +3702,7 @@
           <w:p>
             <w:pPr>
               <w:spacing w:before="0" w:after="0" w:line="300" w:lineRule="exact"/>
-              <w:ind w:firstLine="0" w:left="0"/>
+              <w:ind w:firstLine="0" w:firstLineChars="0" w:left="0"/>
               <w:jc w:val="left"/>
             </w:pPr>
             <w:r/>
@@ -3723,7 +3723,7 @@
           <w:p>
             <w:pPr>
               <w:spacing w:before="0" w:after="0" w:line="300" w:lineRule="exact"/>
-              <w:ind w:firstLine="0" w:left="0"/>
+              <w:ind w:firstLine="0" w:firstLineChars="0" w:left="0"/>
               <w:jc w:val="left"/>
             </w:pPr>
             <w:r/>
@@ -3744,7 +3744,7 @@
           <w:p>
             <w:pPr>
               <w:spacing w:before="0" w:after="0" w:line="300" w:lineRule="exact"/>
-              <w:ind w:firstLine="0" w:left="0"/>
+              <w:ind w:firstLine="0" w:firstLineChars="0" w:left="0"/>
               <w:jc w:val="left"/>
             </w:pPr>
             <w:r/>
@@ -3793,7 +3793,7 @@
           <w:p>
             <w:pPr>
               <w:spacing w:before="0" w:after="0" w:line="300" w:lineRule="exact"/>
-              <w:ind w:firstLine="0" w:left="0"/>
+              <w:ind w:firstLine="0" w:firstLineChars="0" w:left="0"/>
               <w:jc w:val="center"/>
             </w:pPr>
             <w:r/>
@@ -3814,7 +3814,7 @@
           <w:p>
             <w:pPr>
               <w:spacing w:before="0" w:after="0" w:line="300" w:lineRule="exact"/>
-              <w:ind w:firstLine="0" w:left="0"/>
+              <w:ind w:firstLine="0" w:firstLineChars="0" w:left="0"/>
               <w:jc w:val="center"/>
             </w:pPr>
             <w:r/>
@@ -3835,7 +3835,7 @@
           <w:p>
             <w:pPr>
               <w:spacing w:before="0" w:after="0" w:line="300" w:lineRule="exact"/>
-              <w:ind w:firstLine="0" w:left="0"/>
+              <w:ind w:firstLine="0" w:firstLineChars="0" w:left="0"/>
               <w:jc w:val="center"/>
             </w:pPr>
             <w:r/>
@@ -3856,7 +3856,7 @@
           <w:p>
             <w:pPr>
               <w:spacing w:before="0" w:after="0" w:line="300" w:lineRule="exact"/>
-              <w:ind w:firstLine="0" w:left="0"/>
+              <w:ind w:firstLine="0" w:firstLineChars="0" w:left="0"/>
               <w:jc w:val="center"/>
             </w:pPr>
             <w:r/>
@@ -3877,7 +3877,7 @@
           <w:p>
             <w:pPr>
               <w:spacing w:before="0" w:after="0" w:line="300" w:lineRule="exact"/>
-              <w:ind w:firstLine="0" w:left="0"/>
+              <w:ind w:firstLine="0" w:firstLineChars="0" w:left="0"/>
               <w:jc w:val="center"/>
             </w:pPr>
             <w:r/>
@@ -3898,7 +3898,7 @@
           <w:p>
             <w:pPr>
               <w:spacing w:before="0" w:after="0" w:line="300" w:lineRule="exact"/>
-              <w:ind w:firstLine="0" w:left="0"/>
+              <w:ind w:firstLine="0" w:firstLineChars="0" w:left="0"/>
               <w:jc w:val="center"/>
             </w:pPr>
             <w:r/>
@@ -3921,7 +3921,7 @@
           <w:p>
             <w:pPr>
               <w:spacing w:before="0" w:after="0" w:line="300" w:lineRule="exact"/>
-              <w:ind w:firstLine="0" w:left="0"/>
+              <w:ind w:firstLine="0" w:firstLineChars="0" w:left="0"/>
               <w:jc w:val="left"/>
             </w:pPr>
             <w:r/>
@@ -3942,7 +3942,7 @@
           <w:p>
             <w:pPr>
               <w:spacing w:before="0" w:after="0" w:line="300" w:lineRule="exact"/>
-              <w:ind w:firstLine="0" w:left="0"/>
+              <w:ind w:firstLine="0" w:firstLineChars="0" w:left="0"/>
               <w:jc w:val="left"/>
             </w:pPr>
             <w:r/>
@@ -3963,7 +3963,7 @@
           <w:p>
             <w:pPr>
               <w:spacing w:before="0" w:after="0" w:line="300" w:lineRule="exact"/>
-              <w:ind w:firstLine="0" w:left="0"/>
+              <w:ind w:firstLine="0" w:firstLineChars="0" w:left="0"/>
               <w:jc w:val="left"/>
             </w:pPr>
             <w:r/>
@@ -3984,7 +3984,7 @@
           <w:p>
             <w:pPr>
               <w:spacing w:before="0" w:after="0" w:line="300" w:lineRule="exact"/>
-              <w:ind w:firstLine="0" w:left="0"/>
+              <w:ind w:firstLine="0" w:firstLineChars="0" w:left="0"/>
               <w:jc w:val="left"/>
             </w:pPr>
             <w:r/>
@@ -4005,7 +4005,7 @@
           <w:p>
             <w:pPr>
               <w:spacing w:before="0" w:after="0" w:line="300" w:lineRule="exact"/>
-              <w:ind w:firstLine="0" w:left="0"/>
+              <w:ind w:firstLine="0" w:firstLineChars="0" w:left="0"/>
               <w:jc w:val="left"/>
             </w:pPr>
             <w:r/>
@@ -4026,7 +4026,7 @@
           <w:p>
             <w:pPr>
               <w:spacing w:before="0" w:after="0" w:line="300" w:lineRule="exact"/>
-              <w:ind w:firstLine="0" w:left="0"/>
+              <w:ind w:firstLine="0" w:firstLineChars="0" w:left="0"/>
               <w:jc w:val="left"/>
             </w:pPr>
             <w:r/>
@@ -4049,7 +4049,7 @@
           <w:p>
             <w:pPr>
               <w:spacing w:before="0" w:after="0" w:line="300" w:lineRule="exact"/>
-              <w:ind w:firstLine="0" w:left="0"/>
+              <w:ind w:firstLine="0" w:firstLineChars="0" w:left="0"/>
               <w:jc w:val="left"/>
             </w:pPr>
             <w:r/>
@@ -4070,7 +4070,7 @@
           <w:p>
             <w:pPr>
               <w:spacing w:before="0" w:after="0" w:line="300" w:lineRule="exact"/>
-              <w:ind w:firstLine="0" w:left="0"/>
+              <w:ind w:firstLine="0" w:firstLineChars="0" w:left="0"/>
               <w:jc w:val="left"/>
             </w:pPr>
             <w:r/>
@@ -4091,7 +4091,7 @@
           <w:p>
             <w:pPr>
               <w:spacing w:before="0" w:after="0" w:line="300" w:lineRule="exact"/>
-              <w:ind w:firstLine="0" w:left="0"/>
+              <w:ind w:firstLine="0" w:firstLineChars="0" w:left="0"/>
               <w:jc w:val="left"/>
             </w:pPr>
             <w:r/>
@@ -4112,7 +4112,7 @@
           <w:p>
             <w:pPr>
               <w:spacing w:before="0" w:after="0" w:line="300" w:lineRule="exact"/>
-              <w:ind w:firstLine="0" w:left="0"/>
+              <w:ind w:firstLine="0" w:firstLineChars="0" w:left="0"/>
               <w:jc w:val="left"/>
             </w:pPr>
             <w:r/>
@@ -4133,7 +4133,7 @@
           <w:p>
             <w:pPr>
               <w:spacing w:before="0" w:after="0" w:line="300" w:lineRule="exact"/>
-              <w:ind w:firstLine="0" w:left="0"/>
+              <w:ind w:firstLine="0" w:firstLineChars="0" w:left="0"/>
               <w:jc w:val="left"/>
             </w:pPr>
             <w:r/>
@@ -4154,7 +4154,7 @@
           <w:p>
             <w:pPr>
               <w:spacing w:before="0" w:after="0" w:line="300" w:lineRule="exact"/>
-              <w:ind w:firstLine="0" w:left="0"/>
+              <w:ind w:firstLine="0" w:firstLineChars="0" w:left="0"/>
               <w:jc w:val="left"/>
             </w:pPr>
             <w:r/>
@@ -4177,7 +4177,7 @@
           <w:p>
             <w:pPr>
               <w:spacing w:before="0" w:after="0" w:line="300" w:lineRule="exact"/>
-              <w:ind w:firstLine="0" w:left="0"/>
+              <w:ind w:firstLine="0" w:firstLineChars="0" w:left="0"/>
               <w:jc w:val="left"/>
             </w:pPr>
             <w:r/>
@@ -4198,7 +4198,7 @@
           <w:p>
             <w:pPr>
               <w:spacing w:before="0" w:after="0" w:line="300" w:lineRule="exact"/>
-              <w:ind w:firstLine="0" w:left="0"/>
+              <w:ind w:firstLine="0" w:firstLineChars="0" w:left="0"/>
               <w:jc w:val="left"/>
             </w:pPr>
             <w:r/>
@@ -4219,7 +4219,7 @@
           <w:p>
             <w:pPr>
               <w:spacing w:before="0" w:after="0" w:line="300" w:lineRule="exact"/>
-              <w:ind w:firstLine="0" w:left="0"/>
+              <w:ind w:firstLine="0" w:firstLineChars="0" w:left="0"/>
               <w:jc w:val="left"/>
             </w:pPr>
             <w:r/>
@@ -4240,7 +4240,7 @@
           <w:p>
             <w:pPr>
               <w:spacing w:before="0" w:after="0" w:line="300" w:lineRule="exact"/>
-              <w:ind w:firstLine="0" w:left="0"/>
+              <w:ind w:firstLine="0" w:firstLineChars="0" w:left="0"/>
               <w:jc w:val="left"/>
             </w:pPr>
             <w:r/>
@@ -4261,7 +4261,7 @@
           <w:p>
             <w:pPr>
               <w:spacing w:before="0" w:after="0" w:line="300" w:lineRule="exact"/>
-              <w:ind w:firstLine="0" w:left="0"/>
+              <w:ind w:firstLine="0" w:firstLineChars="0" w:left="0"/>
               <w:jc w:val="left"/>
             </w:pPr>
             <w:r/>
@@ -4282,7 +4282,7 @@
           <w:p>
             <w:pPr>
               <w:spacing w:before="0" w:after="0" w:line="300" w:lineRule="exact"/>
-              <w:ind w:firstLine="0" w:left="0"/>
+              <w:ind w:firstLine="0" w:firstLineChars="0" w:left="0"/>
               <w:jc w:val="left"/>
             </w:pPr>
             <w:r/>
@@ -4305,7 +4305,7 @@
           <w:p>
             <w:pPr>
               <w:spacing w:before="0" w:after="0" w:line="300" w:lineRule="exact"/>
-              <w:ind w:firstLine="0" w:left="0"/>
+              <w:ind w:firstLine="0" w:firstLineChars="0" w:left="0"/>
               <w:jc w:val="left"/>
             </w:pPr>
             <w:r/>
@@ -4326,7 +4326,7 @@
           <w:p>
             <w:pPr>
               <w:spacing w:before="0" w:after="0" w:line="300" w:lineRule="exact"/>
-              <w:ind w:firstLine="0" w:left="0"/>
+              <w:ind w:firstLine="0" w:firstLineChars="0" w:left="0"/>
               <w:jc w:val="left"/>
             </w:pPr>
             <w:r/>
@@ -4347,7 +4347,7 @@
           <w:p>
             <w:pPr>
               <w:spacing w:before="0" w:after="0" w:line="300" w:lineRule="exact"/>
-              <w:ind w:firstLine="0" w:left="0"/>
+              <w:ind w:firstLine="0" w:firstLineChars="0" w:left="0"/>
               <w:jc w:val="left"/>
             </w:pPr>
             <w:r/>
@@ -4368,7 +4368,7 @@
           <w:p>
             <w:pPr>
               <w:spacing w:before="0" w:after="0" w:line="300" w:lineRule="exact"/>
-              <w:ind w:firstLine="0" w:left="0"/>
+              <w:ind w:firstLine="0" w:firstLineChars="0" w:left="0"/>
               <w:jc w:val="left"/>
             </w:pPr>
             <w:r/>
@@ -4389,7 +4389,7 @@
           <w:p>
             <w:pPr>
               <w:spacing w:before="0" w:after="0" w:line="300" w:lineRule="exact"/>
-              <w:ind w:firstLine="0" w:left="0"/>
+              <w:ind w:firstLine="0" w:firstLineChars="0" w:left="0"/>
               <w:jc w:val="left"/>
             </w:pPr>
             <w:r/>
@@ -4410,7 +4410,7 @@
           <w:p>
             <w:pPr>
               <w:spacing w:before="0" w:after="0" w:line="300" w:lineRule="exact"/>
-              <w:ind w:firstLine="0" w:left="0"/>
+              <w:ind w:firstLine="0" w:firstLineChars="0" w:left="0"/>
               <w:jc w:val="left"/>
             </w:pPr>
             <w:r/>
@@ -4433,7 +4433,7 @@
           <w:p>
             <w:pPr>
               <w:spacing w:before="0" w:after="0" w:line="300" w:lineRule="exact"/>
-              <w:ind w:firstLine="0" w:left="0"/>
+              <w:ind w:firstLine="0" w:firstLineChars="0" w:left="0"/>
               <w:jc w:val="left"/>
             </w:pPr>
             <w:r/>
@@ -4454,7 +4454,7 @@
           <w:p>
             <w:pPr>
               <w:spacing w:before="0" w:after="0" w:line="300" w:lineRule="exact"/>
-              <w:ind w:firstLine="0" w:left="0"/>
+              <w:ind w:firstLine="0" w:firstLineChars="0" w:left="0"/>
               <w:jc w:val="left"/>
             </w:pPr>
             <w:r/>
@@ -4475,7 +4475,7 @@
           <w:p>
             <w:pPr>
               <w:spacing w:before="0" w:after="0" w:line="300" w:lineRule="exact"/>
-              <w:ind w:firstLine="0" w:left="0"/>
+              <w:ind w:firstLine="0" w:firstLineChars="0" w:left="0"/>
               <w:jc w:val="left"/>
             </w:pPr>
             <w:r/>
@@ -4496,7 +4496,7 @@
           <w:p>
             <w:pPr>
               <w:spacing w:before="0" w:after="0" w:line="300" w:lineRule="exact"/>
-              <w:ind w:firstLine="0" w:left="0"/>
+              <w:ind w:firstLine="0" w:firstLineChars="0" w:left="0"/>
               <w:jc w:val="left"/>
             </w:pPr>
             <w:r/>
@@ -4517,7 +4517,7 @@
           <w:p>
             <w:pPr>
               <w:spacing w:before="0" w:after="0" w:line="300" w:lineRule="exact"/>
-              <w:ind w:firstLine="0" w:left="0"/>
+              <w:ind w:firstLine="0" w:firstLineChars="0" w:left="0"/>
               <w:jc w:val="left"/>
             </w:pPr>
             <w:r/>
@@ -4538,7 +4538,7 @@
           <w:p>
             <w:pPr>
               <w:spacing w:before="0" w:after="0" w:line="300" w:lineRule="exact"/>
-              <w:ind w:firstLine="0" w:left="0"/>
+              <w:ind w:firstLine="0" w:firstLineChars="0" w:left="0"/>
               <w:jc w:val="left"/>
             </w:pPr>
             <w:r/>
@@ -4561,7 +4561,7 @@
           <w:p>
             <w:pPr>
               <w:spacing w:before="0" w:after="0" w:line="300" w:lineRule="exact"/>
-              <w:ind w:firstLine="0" w:left="0"/>
+              <w:ind w:firstLine="0" w:firstLineChars="0" w:left="0"/>
               <w:jc w:val="left"/>
             </w:pPr>
             <w:r/>
@@ -4582,7 +4582,7 @@
           <w:p>
             <w:pPr>
               <w:spacing w:before="0" w:after="0" w:line="300" w:lineRule="exact"/>
-              <w:ind w:firstLine="0" w:left="0"/>
+              <w:ind w:firstLine="0" w:firstLineChars="0" w:left="0"/>
               <w:jc w:val="left"/>
             </w:pPr>
             <w:r/>
@@ -4603,7 +4603,7 @@
           <w:p>
             <w:pPr>
               <w:spacing w:before="0" w:after="0" w:line="300" w:lineRule="exact"/>
-              <w:ind w:firstLine="0" w:left="0"/>
+              <w:ind w:firstLine="0" w:firstLineChars="0" w:left="0"/>
               <w:jc w:val="left"/>
             </w:pPr>
             <w:r/>
@@ -4624,7 +4624,7 @@
           <w:p>
             <w:pPr>
               <w:spacing w:before="0" w:after="0" w:line="300" w:lineRule="exact"/>
-              <w:ind w:firstLine="0" w:left="0"/>
+              <w:ind w:firstLine="0" w:firstLineChars="0" w:left="0"/>
               <w:jc w:val="left"/>
             </w:pPr>
             <w:r/>
@@ -4645,7 +4645,7 @@
           <w:p>
             <w:pPr>
               <w:spacing w:before="0" w:after="0" w:line="300" w:lineRule="exact"/>
-              <w:ind w:firstLine="0" w:left="0"/>
+              <w:ind w:firstLine="0" w:firstLineChars="0" w:left="0"/>
               <w:jc w:val="left"/>
             </w:pPr>
             <w:r/>
@@ -4666,7 +4666,7 @@
           <w:p>
             <w:pPr>
               <w:spacing w:before="0" w:after="0" w:line="300" w:lineRule="exact"/>
-              <w:ind w:firstLine="0" w:left="0"/>
+              <w:ind w:firstLine="0" w:firstLineChars="0" w:left="0"/>
               <w:jc w:val="left"/>
             </w:pPr>
             <w:r/>
@@ -4715,7 +4715,7 @@
           <w:p>
             <w:pPr>
               <w:spacing w:before="0" w:after="0" w:line="300" w:lineRule="exact"/>
-              <w:ind w:firstLine="0" w:left="0"/>
+              <w:ind w:firstLine="0" w:firstLineChars="0" w:left="0"/>
               <w:jc w:val="center"/>
             </w:pPr>
             <w:r/>
@@ -4736,7 +4736,7 @@
           <w:p>
             <w:pPr>
               <w:spacing w:before="0" w:after="0" w:line="300" w:lineRule="exact"/>
-              <w:ind w:firstLine="0" w:left="0"/>
+              <w:ind w:firstLine="0" w:firstLineChars="0" w:left="0"/>
               <w:jc w:val="center"/>
             </w:pPr>
             <w:r/>
@@ -4757,7 +4757,7 @@
           <w:p>
             <w:pPr>
               <w:spacing w:before="0" w:after="0" w:line="300" w:lineRule="exact"/>
-              <w:ind w:firstLine="0" w:left="0"/>
+              <w:ind w:firstLine="0" w:firstLineChars="0" w:left="0"/>
               <w:jc w:val="center"/>
             </w:pPr>
             <w:r/>
@@ -4778,7 +4778,7 @@
           <w:p>
             <w:pPr>
               <w:spacing w:before="0" w:after="0" w:line="300" w:lineRule="exact"/>
-              <w:ind w:firstLine="0" w:left="0"/>
+              <w:ind w:firstLine="0" w:firstLineChars="0" w:left="0"/>
               <w:jc w:val="center"/>
             </w:pPr>
             <w:r/>
@@ -4799,7 +4799,7 @@
           <w:p>
             <w:pPr>
               <w:spacing w:before="0" w:after="0" w:line="300" w:lineRule="exact"/>
-              <w:ind w:firstLine="0" w:left="0"/>
+              <w:ind w:firstLine="0" w:firstLineChars="0" w:left="0"/>
               <w:jc w:val="center"/>
             </w:pPr>
             <w:r/>
@@ -4820,7 +4820,7 @@
           <w:p>
             <w:pPr>
               <w:spacing w:before="0" w:after="0" w:line="300" w:lineRule="exact"/>
-              <w:ind w:firstLine="0" w:left="0"/>
+              <w:ind w:firstLine="0" w:firstLineChars="0" w:left="0"/>
               <w:jc w:val="center"/>
             </w:pPr>
             <w:r/>
@@ -4843,7 +4843,7 @@
           <w:p>
             <w:pPr>
               <w:spacing w:before="0" w:after="0" w:line="300" w:lineRule="exact"/>
-              <w:ind w:firstLine="0" w:left="0"/>
+              <w:ind w:firstLine="0" w:firstLineChars="0" w:left="0"/>
               <w:jc w:val="left"/>
             </w:pPr>
             <w:r/>
@@ -4864,7 +4864,7 @@
           <w:p>
             <w:pPr>
               <w:spacing w:before="0" w:after="0" w:line="300" w:lineRule="exact"/>
-              <w:ind w:firstLine="0" w:left="0"/>
+              <w:ind w:firstLine="0" w:firstLineChars="0" w:left="0"/>
               <w:jc w:val="left"/>
             </w:pPr>
             <w:r/>
@@ -4885,7 +4885,7 @@
           <w:p>
             <w:pPr>
               <w:spacing w:before="0" w:after="0" w:line="300" w:lineRule="exact"/>
-              <w:ind w:firstLine="0" w:left="0"/>
+              <w:ind w:firstLine="0" w:firstLineChars="0" w:left="0"/>
               <w:jc w:val="left"/>
             </w:pPr>
             <w:r/>
@@ -4906,7 +4906,7 @@
           <w:p>
             <w:pPr>
               <w:spacing w:before="0" w:after="0" w:line="300" w:lineRule="exact"/>
-              <w:ind w:firstLine="0" w:left="0"/>
+              <w:ind w:firstLine="0" w:firstLineChars="0" w:left="0"/>
               <w:jc w:val="left"/>
             </w:pPr>
             <w:r/>
@@ -4927,7 +4927,7 @@
           <w:p>
             <w:pPr>
               <w:spacing w:before="0" w:after="0" w:line="300" w:lineRule="exact"/>
-              <w:ind w:firstLine="0" w:left="0"/>
+              <w:ind w:firstLine="0" w:firstLineChars="0" w:left="0"/>
               <w:jc w:val="left"/>
             </w:pPr>
             <w:r/>
@@ -4948,7 +4948,7 @@
           <w:p>
             <w:pPr>
               <w:spacing w:before="0" w:after="0" w:line="300" w:lineRule="exact"/>
-              <w:ind w:firstLine="0" w:left="0"/>
+              <w:ind w:firstLine="0" w:firstLineChars="0" w:left="0"/>
               <w:jc w:val="left"/>
             </w:pPr>
             <w:r/>
@@ -4971,7 +4971,7 @@
           <w:p>
             <w:pPr>
               <w:spacing w:before="0" w:after="0" w:line="300" w:lineRule="exact"/>
-              <w:ind w:firstLine="0" w:left="0"/>
+              <w:ind w:firstLine="0" w:firstLineChars="0" w:left="0"/>
               <w:jc w:val="left"/>
             </w:pPr>
             <w:r/>
@@ -4992,7 +4992,7 @@
           <w:p>
             <w:pPr>
               <w:spacing w:before="0" w:after="0" w:line="300" w:lineRule="exact"/>
-              <w:ind w:firstLine="0" w:left="0"/>
+              <w:ind w:firstLine="0" w:firstLineChars="0" w:left="0"/>
               <w:jc w:val="left"/>
             </w:pPr>
             <w:r/>
@@ -5013,7 +5013,7 @@
           <w:p>
             <w:pPr>
               <w:spacing w:before="0" w:after="0" w:line="300" w:lineRule="exact"/>
-              <w:ind w:firstLine="0" w:left="0"/>
+              <w:ind w:firstLine="0" w:firstLineChars="0" w:left="0"/>
               <w:jc w:val="left"/>
             </w:pPr>
             <w:r/>
@@ -5034,7 +5034,7 @@
           <w:p>
             <w:pPr>
               <w:spacing w:before="0" w:after="0" w:line="300" w:lineRule="exact"/>
-              <w:ind w:firstLine="0" w:left="0"/>
+              <w:ind w:firstLine="0" w:firstLineChars="0" w:left="0"/>
               <w:jc w:val="left"/>
             </w:pPr>
             <w:r/>
@@ -5055,7 +5055,7 @@
           <w:p>
             <w:pPr>
               <w:spacing w:before="0" w:after="0" w:line="300" w:lineRule="exact"/>
-              <w:ind w:firstLine="0" w:left="0"/>
+              <w:ind w:firstLine="0" w:firstLineChars="0" w:left="0"/>
               <w:jc w:val="left"/>
             </w:pPr>
             <w:r/>
@@ -5076,7 +5076,7 @@
           <w:p>
             <w:pPr>
               <w:spacing w:before="0" w:after="0" w:line="300" w:lineRule="exact"/>
-              <w:ind w:firstLine="0" w:left="0"/>
+              <w:ind w:firstLine="0" w:firstLineChars="0" w:left="0"/>
               <w:jc w:val="left"/>
             </w:pPr>
             <w:r/>
@@ -5099,7 +5099,7 @@
           <w:p>
             <w:pPr>
               <w:spacing w:before="0" w:after="0" w:line="300" w:lineRule="exact"/>
-              <w:ind w:firstLine="0" w:left="0"/>
+              <w:ind w:firstLine="0" w:firstLineChars="0" w:left="0"/>
               <w:jc w:val="left"/>
             </w:pPr>
             <w:r/>
@@ -5120,7 +5120,7 @@
           <w:p>
             <w:pPr>
               <w:spacing w:before="0" w:after="0" w:line="300" w:lineRule="exact"/>
-              <w:ind w:firstLine="0" w:left="0"/>
+              <w:ind w:firstLine="0" w:firstLineChars="0" w:left="0"/>
               <w:jc w:val="left"/>
             </w:pPr>
             <w:r/>
@@ -5141,7 +5141,7 @@
           <w:p>
             <w:pPr>
               <w:spacing w:before="0" w:after="0" w:line="300" w:lineRule="exact"/>
-              <w:ind w:firstLine="0" w:left="0"/>
+              <w:ind w:firstLine="0" w:firstLineChars="0" w:left="0"/>
               <w:jc w:val="left"/>
             </w:pPr>
             <w:r/>
@@ -5162,7 +5162,7 @@
           <w:p>
             <w:pPr>
               <w:spacing w:before="0" w:after="0" w:line="300" w:lineRule="exact"/>
-              <w:ind w:firstLine="0" w:left="0"/>
+              <w:ind w:firstLine="0" w:firstLineChars="0" w:left="0"/>
               <w:jc w:val="left"/>
             </w:pPr>
             <w:r/>
@@ -5183,7 +5183,7 @@
           <w:p>
             <w:pPr>
               <w:spacing w:before="0" w:after="0" w:line="300" w:lineRule="exact"/>
-              <w:ind w:firstLine="0" w:left="0"/>
+              <w:ind w:firstLine="0" w:firstLineChars="0" w:left="0"/>
               <w:jc w:val="left"/>
             </w:pPr>
             <w:r/>
@@ -5204,7 +5204,7 @@
           <w:p>
             <w:pPr>
               <w:spacing w:before="0" w:after="0" w:line="300" w:lineRule="exact"/>
-              <w:ind w:firstLine="0" w:left="0"/>
+              <w:ind w:firstLine="0" w:firstLineChars="0" w:left="0"/>
               <w:jc w:val="left"/>
             </w:pPr>
             <w:r/>
@@ -5227,7 +5227,7 @@
           <w:p>
             <w:pPr>
               <w:spacing w:before="0" w:after="0" w:line="300" w:lineRule="exact"/>
-              <w:ind w:firstLine="0" w:left="0"/>
+              <w:ind w:firstLine="0" w:firstLineChars="0" w:left="0"/>
               <w:jc w:val="left"/>
             </w:pPr>
             <w:r/>
@@ -5248,7 +5248,7 @@
           <w:p>
             <w:pPr>
               <w:spacing w:before="0" w:after="0" w:line="300" w:lineRule="exact"/>
-              <w:ind w:firstLine="0" w:left="0"/>
+              <w:ind w:firstLine="0" w:firstLineChars="0" w:left="0"/>
               <w:jc w:val="left"/>
             </w:pPr>
             <w:r/>
@@ -5269,7 +5269,7 @@
           <w:p>
             <w:pPr>
               <w:spacing w:before="0" w:after="0" w:line="300" w:lineRule="exact"/>
-              <w:ind w:firstLine="0" w:left="0"/>
+              <w:ind w:firstLine="0" w:firstLineChars="0" w:left="0"/>
               <w:jc w:val="left"/>
             </w:pPr>
             <w:r/>
@@ -5290,7 +5290,7 @@
           <w:p>
             <w:pPr>
               <w:spacing w:before="0" w:after="0" w:line="300" w:lineRule="exact"/>
-              <w:ind w:firstLine="0" w:left="0"/>
+              <w:ind w:firstLine="0" w:firstLineChars="0" w:left="0"/>
               <w:jc w:val="left"/>
             </w:pPr>
             <w:r/>
@@ -5311,7 +5311,7 @@
           <w:p>
             <w:pPr>
               <w:spacing w:before="0" w:after="0" w:line="300" w:lineRule="exact"/>
-              <w:ind w:firstLine="0" w:left="0"/>
+              <w:ind w:firstLine="0" w:firstLineChars="0" w:left="0"/>
               <w:jc w:val="left"/>
             </w:pPr>
             <w:r/>
@@ -5332,7 +5332,7 @@
           <w:p>
             <w:pPr>
               <w:spacing w:before="0" w:after="0" w:line="300" w:lineRule="exact"/>
-              <w:ind w:firstLine="0" w:left="0"/>
+              <w:ind w:firstLine="0" w:firstLineChars="0" w:left="0"/>
               <w:jc w:val="left"/>
             </w:pPr>
             <w:r/>
@@ -5355,6 +5355,11 @@
     </w:p>
     <w:sectPr>
       <w:footerReference w:type="default" r:id="rId9"/>
+      <w:headerReference w:type="default" r:id="rId10"/>
+      <w:headerReference w:type="first" r:id="rId11"/>
+      <w:headerReference w:type="even" r:id="rId12"/>
+      <w:footerReference w:type="first" r:id="rId13"/>
+      <w:footerReference w:type="even" r:id="rId14"/>
       <w:pgSz w:w="11906" w:h="16838"/>
       <w:pgMar w:top="1814" w:right="1531" w:bottom="1984" w:left="1531" w:header="720" w:footer="720" w:gutter="0"/>
       <w:cols w:space="720"/>
@@ -5390,6 +5395,56 @@
     </w:r>
   </w:p>
 </w:ftr>
+</file>
+
+<file path=word/footer2.xml><?xml version="1.0" encoding="utf-8"?>
+<w:ftr xmlns:m="http://schemas.openxmlformats.org/officeDocument/2006/math" xmlns:mc="http://schemas.openxmlformats.org/markup-compatibility/2006" xmlns:mo="http://schemas.microsoft.com/office/mac/office/2008/main" xmlns:mv="urn:schemas-microsoft-com:mac:vml" xmlns:o="urn:schemas-microsoft-com:office:office" xmlns:r="http://schemas.openxmlformats.org/officeDocument/2006/relationships" xmlns:v="urn:schemas-microsoft-com:vml" xmlns:w10="urn:schemas-microsoft-com:office:word" xmlns:w14="http://schemas.microsoft.com/office/word/2010/wordml" xmlns:w="http://schemas.openxmlformats.org/wordprocessingml/2006/main" xmlns:wne="http://schemas.microsoft.com/office/word/2006/wordml" xmlns:wp14="http://schemas.microsoft.com/office/word/2010/wordprocessingDrawing" xmlns:wp="http://schemas.openxmlformats.org/drawingml/2006/wordprocessingDrawing" xmlns:wpc="http://schemas.microsoft.com/office/word/2010/wordprocessingCanvas" xmlns:wpg="http://schemas.microsoft.com/office/word/2010/wordprocessingGroup" xmlns:wpi="http://schemas.microsoft.com/office/word/2010/wordprocessingInk" xmlns:wps="http://schemas.microsoft.com/office/word/2010/wordprocessingShape" mc:Ignorable="w14 wp14">
+  <w:p>
+    <w:pPr>
+      <w:pStyle w:val="Footer"/>
+    </w:pPr>
+  </w:p>
+</w:ftr>
+</file>
+
+<file path=word/footer3.xml><?xml version="1.0" encoding="utf-8"?>
+<w:ftr xmlns:m="http://schemas.openxmlformats.org/officeDocument/2006/math" xmlns:mc="http://schemas.openxmlformats.org/markup-compatibility/2006" xmlns:mo="http://schemas.microsoft.com/office/mac/office/2008/main" xmlns:mv="urn:schemas-microsoft-com:mac:vml" xmlns:o="urn:schemas-microsoft-com:office:office" xmlns:r="http://schemas.openxmlformats.org/officeDocument/2006/relationships" xmlns:v="urn:schemas-microsoft-com:vml" xmlns:w10="urn:schemas-microsoft-com:office:word" xmlns:w14="http://schemas.microsoft.com/office/word/2010/wordml" xmlns:w="http://schemas.openxmlformats.org/wordprocessingml/2006/main" xmlns:wne="http://schemas.microsoft.com/office/word/2006/wordml" xmlns:wp14="http://schemas.microsoft.com/office/word/2010/wordprocessingDrawing" xmlns:wp="http://schemas.openxmlformats.org/drawingml/2006/wordprocessingDrawing" xmlns:wpc="http://schemas.microsoft.com/office/word/2010/wordprocessingCanvas" xmlns:wpg="http://schemas.microsoft.com/office/word/2010/wordprocessingGroup" xmlns:wpi="http://schemas.microsoft.com/office/word/2010/wordprocessingInk" xmlns:wps="http://schemas.microsoft.com/office/word/2010/wordprocessingShape" mc:Ignorable="w14 wp14">
+  <w:p>
+    <w:pPr>
+      <w:pStyle w:val="Footer"/>
+    </w:pPr>
+  </w:p>
+</w:ftr>
+</file>
+
+<file path=word/header1.xml><?xml version="1.0" encoding="utf-8"?>
+<w:hdr xmlns:m="http://schemas.openxmlformats.org/officeDocument/2006/math" xmlns:mc="http://schemas.openxmlformats.org/markup-compatibility/2006" xmlns:mo="http://schemas.microsoft.com/office/mac/office/2008/main" xmlns:mv="urn:schemas-microsoft-com:mac:vml" xmlns:o="urn:schemas-microsoft-com:office:office" xmlns:r="http://schemas.openxmlformats.org/officeDocument/2006/relationships" xmlns:v="urn:schemas-microsoft-com:vml" xmlns:w10="urn:schemas-microsoft-com:office:word" xmlns:w14="http://schemas.microsoft.com/office/word/2010/wordml" xmlns:w="http://schemas.openxmlformats.org/wordprocessingml/2006/main" xmlns:wne="http://schemas.microsoft.com/office/word/2006/wordml" xmlns:wp14="http://schemas.microsoft.com/office/word/2010/wordprocessingDrawing" xmlns:wp="http://schemas.openxmlformats.org/drawingml/2006/wordprocessingDrawing" xmlns:wpc="http://schemas.microsoft.com/office/word/2010/wordprocessingCanvas" xmlns:wpg="http://schemas.microsoft.com/office/word/2010/wordprocessingGroup" xmlns:wpi="http://schemas.microsoft.com/office/word/2010/wordprocessingInk" xmlns:wps="http://schemas.microsoft.com/office/word/2010/wordprocessingShape" mc:Ignorable="w14 wp14">
+  <w:p>
+    <w:pPr>
+      <w:pStyle w:val="Header"/>
+    </w:pPr>
+  </w:p>
+</w:hdr>
+</file>
+
+<file path=word/header2.xml><?xml version="1.0" encoding="utf-8"?>
+<w:hdr xmlns:m="http://schemas.openxmlformats.org/officeDocument/2006/math" xmlns:mc="http://schemas.openxmlformats.org/markup-compatibility/2006" xmlns:mo="http://schemas.microsoft.com/office/mac/office/2008/main" xmlns:mv="urn:schemas-microsoft-com:mac:vml" xmlns:o="urn:schemas-microsoft-com:office:office" xmlns:r="http://schemas.openxmlformats.org/officeDocument/2006/relationships" xmlns:v="urn:schemas-microsoft-com:vml" xmlns:w10="urn:schemas-microsoft-com:office:word" xmlns:w14="http://schemas.microsoft.com/office/word/2010/wordml" xmlns:w="http://schemas.openxmlformats.org/wordprocessingml/2006/main" xmlns:wne="http://schemas.microsoft.com/office/word/2006/wordml" xmlns:wp14="http://schemas.microsoft.com/office/word/2010/wordprocessingDrawing" xmlns:wp="http://schemas.openxmlformats.org/drawingml/2006/wordprocessingDrawing" xmlns:wpc="http://schemas.microsoft.com/office/word/2010/wordprocessingCanvas" xmlns:wpg="http://schemas.microsoft.com/office/word/2010/wordprocessingGroup" xmlns:wpi="http://schemas.microsoft.com/office/word/2010/wordprocessingInk" xmlns:wps="http://schemas.microsoft.com/office/word/2010/wordprocessingShape" mc:Ignorable="w14 wp14">
+  <w:p>
+    <w:pPr>
+      <w:pStyle w:val="Header"/>
+    </w:pPr>
+  </w:p>
+</w:hdr>
+</file>
+
+<file path=word/header3.xml><?xml version="1.0" encoding="utf-8"?>
+<w:hdr xmlns:m="http://schemas.openxmlformats.org/officeDocument/2006/math" xmlns:mc="http://schemas.openxmlformats.org/markup-compatibility/2006" xmlns:mo="http://schemas.microsoft.com/office/mac/office/2008/main" xmlns:mv="urn:schemas-microsoft-com:mac:vml" xmlns:o="urn:schemas-microsoft-com:office:office" xmlns:r="http://schemas.openxmlformats.org/officeDocument/2006/relationships" xmlns:v="urn:schemas-microsoft-com:vml" xmlns:w10="urn:schemas-microsoft-com:office:word" xmlns:w14="http://schemas.microsoft.com/office/word/2010/wordml" xmlns:w="http://schemas.openxmlformats.org/wordprocessingml/2006/main" xmlns:wne="http://schemas.microsoft.com/office/word/2006/wordml" xmlns:wp14="http://schemas.microsoft.com/office/word/2010/wordprocessingDrawing" xmlns:wp="http://schemas.openxmlformats.org/drawingml/2006/wordprocessingDrawing" xmlns:wpc="http://schemas.microsoft.com/office/word/2010/wordprocessingCanvas" xmlns:wpg="http://schemas.microsoft.com/office/word/2010/wordprocessingGroup" xmlns:wpi="http://schemas.microsoft.com/office/word/2010/wordprocessingInk" xmlns:wps="http://schemas.microsoft.com/office/word/2010/wordprocessingShape" mc:Ignorable="w14 wp14">
+  <w:p>
+    <w:pPr>
+      <w:pStyle w:val="Header"/>
+    </w:pPr>
+  </w:p>
+</w:hdr>
 </file>
 
 <file path=word/numbering.xml><?xml version="1.0" encoding="utf-8"?>

--- a/assets/matic-detailed-dd-startup-template.docx
+++ b/assets/matic-detailed-dd-startup-template.docx
@@ -875,7 +875,7 @@
           <w:p>
             <w:pPr>
               <w:spacing w:before="0" w:after="0" w:line="300" w:lineRule="exact"/>
-              <w:ind w:firstLineChars="0" w:left="0" w:firstLine="0"/>
+              <w:ind w:firstLine="0" w:firstLineChars="0" w:left="0"/>
               <w:jc w:val="center"/>
             </w:pPr>
             <w:r/>
@@ -896,7 +896,7 @@
           <w:p>
             <w:pPr>
               <w:spacing w:before="0" w:after="0" w:line="300" w:lineRule="exact"/>
-              <w:ind w:firstLineChars="0" w:left="0" w:firstLine="0"/>
+              <w:ind w:firstLine="0" w:firstLineChars="0" w:left="0"/>
               <w:jc w:val="center"/>
             </w:pPr>
             <w:r/>
@@ -917,7 +917,7 @@
           <w:p>
             <w:pPr>
               <w:spacing w:before="0" w:after="0" w:line="300" w:lineRule="exact"/>
-              <w:ind w:firstLineChars="0" w:left="0" w:firstLine="0"/>
+              <w:ind w:firstLine="0" w:firstLineChars="0" w:left="0"/>
               <w:jc w:val="center"/>
             </w:pPr>
             <w:r/>
@@ -1944,7 +1944,7 @@
           <w:p>
             <w:pPr>
               <w:spacing w:before="0" w:after="0" w:line="300" w:lineRule="exact"/>
-              <w:ind w:firstLineChars="0" w:left="0" w:firstLine="0"/>
+              <w:ind w:firstLine="0" w:firstLineChars="0" w:left="0"/>
               <w:jc w:val="center"/>
             </w:pPr>
             <w:r/>
@@ -1965,7 +1965,7 @@
           <w:p>
             <w:pPr>
               <w:spacing w:before="0" w:after="0" w:line="300" w:lineRule="exact"/>
-              <w:ind w:firstLineChars="0" w:left="0" w:firstLine="0"/>
+              <w:ind w:firstLine="0" w:firstLineChars="0" w:left="0"/>
               <w:jc w:val="center"/>
             </w:pPr>
             <w:r/>
@@ -1986,7 +1986,7 @@
           <w:p>
             <w:pPr>
               <w:spacing w:before="0" w:after="0" w:line="300" w:lineRule="exact"/>
-              <w:ind w:firstLineChars="0" w:left="0" w:firstLine="0"/>
+              <w:ind w:firstLine="0" w:firstLineChars="0" w:left="0"/>
               <w:jc w:val="center"/>
             </w:pPr>
             <w:r/>
@@ -2007,7 +2007,7 @@
           <w:p>
             <w:pPr>
               <w:spacing w:before="0" w:after="0" w:line="300" w:lineRule="exact"/>
-              <w:ind w:firstLineChars="0" w:left="0" w:firstLine="0"/>
+              <w:ind w:firstLine="0" w:firstLineChars="0" w:left="0"/>
               <w:jc w:val="center"/>
             </w:pPr>
             <w:r/>
@@ -2028,7 +2028,7 @@
           <w:p>
             <w:pPr>
               <w:spacing w:before="0" w:after="0" w:line="300" w:lineRule="exact"/>
-              <w:ind w:firstLineChars="0" w:left="0" w:firstLine="0"/>
+              <w:ind w:firstLine="0" w:firstLineChars="0" w:left="0"/>
               <w:jc w:val="center"/>
             </w:pPr>
             <w:r/>
@@ -2049,7 +2049,7 @@
           <w:p>
             <w:pPr>
               <w:spacing w:before="0" w:after="0" w:line="300" w:lineRule="exact"/>
-              <w:ind w:firstLineChars="0" w:left="0" w:firstLine="0"/>
+              <w:ind w:firstLine="0" w:firstLineChars="0" w:left="0"/>
               <w:jc w:val="center"/>
             </w:pPr>
             <w:r/>
@@ -2833,6 +2833,11 @@
         </w:tc>
       </w:tr>
     </w:tbl>
+    <w:p>
+      <w:r>
+        <w:t>说明：继承标准尽调的竞品与替代方案比较，建立暂定竞品矩阵并标注待专家验证；继承五层市场模型，市场规模不作为固定专家访谈重点。</w:t>
+      </w:r>
+    </w:p>
     <w:p>
       <w:pPr>
         <w:pStyle w:val="MATICHeading1"/>
@@ -4561,7 +4566,7 @@
           <w:p>
             <w:pPr>
               <w:spacing w:before="0" w:after="0" w:line="300" w:lineRule="exact"/>
-              <w:ind w:firstLine="0" w:firstLineChars="0" w:left="0"/>
+              <w:ind w:firstLineChars="0" w:left="0" w:firstLine="0"/>
               <w:jc w:val="left"/>
             </w:pPr>
             <w:r/>
@@ -4582,7 +4587,7 @@
           <w:p>
             <w:pPr>
               <w:spacing w:before="0" w:after="0" w:line="300" w:lineRule="exact"/>
-              <w:ind w:firstLine="0" w:firstLineChars="0" w:left="0"/>
+              <w:ind w:firstLineChars="0" w:left="0" w:firstLine="0"/>
               <w:jc w:val="left"/>
             </w:pPr>
             <w:r/>
@@ -4603,7 +4608,7 @@
           <w:p>
             <w:pPr>
               <w:spacing w:before="0" w:after="0" w:line="300" w:lineRule="exact"/>
-              <w:ind w:firstLine="0" w:firstLineChars="0" w:left="0"/>
+              <w:ind w:firstLineChars="0" w:left="0" w:firstLine="0"/>
               <w:jc w:val="left"/>
             </w:pPr>
             <w:r/>
@@ -4624,7 +4629,7 @@
           <w:p>
             <w:pPr>
               <w:spacing w:before="0" w:after="0" w:line="300" w:lineRule="exact"/>
-              <w:ind w:firstLine="0" w:firstLineChars="0" w:left="0"/>
+              <w:ind w:firstLineChars="0" w:left="0" w:firstLine="0"/>
               <w:jc w:val="left"/>
             </w:pPr>
             <w:r/>
@@ -4645,7 +4650,7 @@
           <w:p>
             <w:pPr>
               <w:spacing w:before="0" w:after="0" w:line="300" w:lineRule="exact"/>
-              <w:ind w:firstLine="0" w:firstLineChars="0" w:left="0"/>
+              <w:ind w:firstLineChars="0" w:left="0" w:firstLine="0"/>
               <w:jc w:val="left"/>
             </w:pPr>
             <w:r/>
@@ -4715,7 +4720,7 @@
           <w:p>
             <w:pPr>
               <w:spacing w:before="0" w:after="0" w:line="300" w:lineRule="exact"/>
-              <w:ind w:firstLine="0" w:firstLineChars="0" w:left="0"/>
+              <w:ind w:firstLineChars="0" w:left="0" w:firstLine="0"/>
               <w:jc w:val="center"/>
             </w:pPr>
             <w:r/>
@@ -4736,7 +4741,7 @@
           <w:p>
             <w:pPr>
               <w:spacing w:before="0" w:after="0" w:line="300" w:lineRule="exact"/>
-              <w:ind w:firstLine="0" w:firstLineChars="0" w:left="0"/>
+              <w:ind w:firstLineChars="0" w:left="0" w:firstLine="0"/>
               <w:jc w:val="center"/>
             </w:pPr>
             <w:r/>
@@ -4757,7 +4762,7 @@
           <w:p>
             <w:pPr>
               <w:spacing w:before="0" w:after="0" w:line="300" w:lineRule="exact"/>
-              <w:ind w:firstLine="0" w:firstLineChars="0" w:left="0"/>
+              <w:ind w:firstLineChars="0" w:left="0" w:firstLine="0"/>
               <w:jc w:val="center"/>
             </w:pPr>
             <w:r/>
@@ -4778,7 +4783,7 @@
           <w:p>
             <w:pPr>
               <w:spacing w:before="0" w:after="0" w:line="300" w:lineRule="exact"/>
-              <w:ind w:firstLine="0" w:firstLineChars="0" w:left="0"/>
+              <w:ind w:firstLineChars="0" w:left="0" w:firstLine="0"/>
               <w:jc w:val="center"/>
             </w:pPr>
             <w:r/>

--- a/assets/matic-detailed-dd-startup-template.docx
+++ b/assets/matic-detailed-dd-startup-template.docx
@@ -5,7 +5,7 @@
     <w:p>
       <w:pPr>
         <w:spacing w:after="960"/>
-        <w:ind w:firstLine="0"/>
+        <w:ind w:firstLine="0" w:firstLineChars="0"/>
         <w:jc w:val="center"/>
       </w:pPr>
       <w:r>
@@ -21,6 +21,7 @@
       <w:pPr>
         <w:pStyle w:val="MATICTitle"/>
         <w:spacing w:before="1440" w:after="480"/>
+        <w:ind w:firstLine="0" w:firstLineChars="0"/>
       </w:pPr>
       <w:r>
         <w:t>[项目名称]</w:t>
@@ -29,6 +30,7 @@
     <w:p>
       <w:pPr>
         <w:pStyle w:val="MATICSubtitle"/>
+        <w:ind w:firstLine="0" w:firstLineChars="0"/>
       </w:pPr>
       <w:r>
         <w:t>详细尽调启动方案</w:t>
@@ -269,7 +271,7 @@
     <w:p>
       <w:pPr>
         <w:spacing w:before="1680"/>
-        <w:ind w:firstLine="0"/>
+        <w:ind w:firstLine="0" w:firstLineChars="0"/>
         <w:jc w:val="center"/>
       </w:pPr>
       <w:r>
@@ -283,7 +285,7 @@
     </w:p>
     <w:p>
       <w:pPr>
-        <w:ind w:firstLine="0"/>
+        <w:ind w:firstLine="0" w:firstLineChars="0"/>
         <w:jc w:val="center"/>
       </w:pPr>
       <w:r>
@@ -875,7 +877,7 @@
           <w:p>
             <w:pPr>
               <w:spacing w:before="0" w:after="0" w:line="300" w:lineRule="exact"/>
-              <w:ind w:firstLine="0" w:firstLineChars="0" w:left="0"/>
+              <w:ind w:firstLineChars="0" w:left="0" w:firstLine="0"/>
               <w:jc w:val="center"/>
             </w:pPr>
             <w:r/>
@@ -896,7 +898,7 @@
           <w:p>
             <w:pPr>
               <w:spacing w:before="0" w:after="0" w:line="300" w:lineRule="exact"/>
-              <w:ind w:firstLine="0" w:firstLineChars="0" w:left="0"/>
+              <w:ind w:firstLineChars="0" w:left="0" w:firstLine="0"/>
               <w:jc w:val="center"/>
             </w:pPr>
             <w:r/>
@@ -917,7 +919,7 @@
           <w:p>
             <w:pPr>
               <w:spacing w:before="0" w:after="0" w:line="300" w:lineRule="exact"/>
-              <w:ind w:firstLine="0" w:firstLineChars="0" w:left="0"/>
+              <w:ind w:firstLineChars="0" w:left="0" w:firstLine="0"/>
               <w:jc w:val="center"/>
             </w:pPr>
             <w:r/>
@@ -1944,7 +1946,7 @@
           <w:p>
             <w:pPr>
               <w:spacing w:before="0" w:after="0" w:line="300" w:lineRule="exact"/>
-              <w:ind w:firstLine="0" w:firstLineChars="0" w:left="0"/>
+              <w:ind w:firstLineChars="0" w:left="0" w:firstLine="0"/>
               <w:jc w:val="center"/>
             </w:pPr>
             <w:r/>
@@ -1965,7 +1967,7 @@
           <w:p>
             <w:pPr>
               <w:spacing w:before="0" w:after="0" w:line="300" w:lineRule="exact"/>
-              <w:ind w:firstLine="0" w:firstLineChars="0" w:left="0"/>
+              <w:ind w:firstLineChars="0" w:left="0" w:firstLine="0"/>
               <w:jc w:val="center"/>
             </w:pPr>
             <w:r/>
@@ -1986,7 +1988,7 @@
           <w:p>
             <w:pPr>
               <w:spacing w:before="0" w:after="0" w:line="300" w:lineRule="exact"/>
-              <w:ind w:firstLine="0" w:firstLineChars="0" w:left="0"/>
+              <w:ind w:firstLineChars="0" w:left="0" w:firstLine="0"/>
               <w:jc w:val="center"/>
             </w:pPr>
             <w:r/>
@@ -2007,7 +2009,7 @@
           <w:p>
             <w:pPr>
               <w:spacing w:before="0" w:after="0" w:line="300" w:lineRule="exact"/>
-              <w:ind w:firstLine="0" w:firstLineChars="0" w:left="0"/>
+              <w:ind w:firstLineChars="0" w:left="0" w:firstLine="0"/>
               <w:jc w:val="center"/>
             </w:pPr>
             <w:r/>
@@ -2028,7 +2030,7 @@
           <w:p>
             <w:pPr>
               <w:spacing w:before="0" w:after="0" w:line="300" w:lineRule="exact"/>
-              <w:ind w:firstLine="0" w:firstLineChars="0" w:left="0"/>
+              <w:ind w:firstLineChars="0" w:left="0" w:firstLine="0"/>
               <w:jc w:val="center"/>
             </w:pPr>
             <w:r/>
@@ -2049,7 +2051,7 @@
           <w:p>
             <w:pPr>
               <w:spacing w:before="0" w:after="0" w:line="300" w:lineRule="exact"/>
-              <w:ind w:firstLine="0" w:firstLineChars="0" w:left="0"/>
+              <w:ind w:firstLineChars="0" w:left="0" w:firstLine="0"/>
               <w:jc w:val="center"/>
             </w:pPr>
             <w:r/>
@@ -4566,7 +4568,7 @@
           <w:p>
             <w:pPr>
               <w:spacing w:before="0" w:after="0" w:line="300" w:lineRule="exact"/>
-              <w:ind w:firstLineChars="0" w:left="0" w:firstLine="0"/>
+              <w:ind w:firstLine="0" w:firstLineChars="0" w:left="0"/>
               <w:jc w:val="left"/>
             </w:pPr>
             <w:r/>
@@ -4587,7 +4589,7 @@
           <w:p>
             <w:pPr>
               <w:spacing w:before="0" w:after="0" w:line="300" w:lineRule="exact"/>
-              <w:ind w:firstLineChars="0" w:left="0" w:firstLine="0"/>
+              <w:ind w:firstLine="0" w:firstLineChars="0" w:left="0"/>
               <w:jc w:val="left"/>
             </w:pPr>
             <w:r/>
@@ -4608,7 +4610,7 @@
           <w:p>
             <w:pPr>
               <w:spacing w:before="0" w:after="0" w:line="300" w:lineRule="exact"/>
-              <w:ind w:firstLineChars="0" w:left="0" w:firstLine="0"/>
+              <w:ind w:firstLine="0" w:firstLineChars="0" w:left="0"/>
               <w:jc w:val="left"/>
             </w:pPr>
             <w:r/>
@@ -4629,7 +4631,7 @@
           <w:p>
             <w:pPr>
               <w:spacing w:before="0" w:after="0" w:line="300" w:lineRule="exact"/>
-              <w:ind w:firstLineChars="0" w:left="0" w:firstLine="0"/>
+              <w:ind w:firstLine="0" w:firstLineChars="0" w:left="0"/>
               <w:jc w:val="left"/>
             </w:pPr>
             <w:r/>
@@ -4650,7 +4652,7 @@
           <w:p>
             <w:pPr>
               <w:spacing w:before="0" w:after="0" w:line="300" w:lineRule="exact"/>
-              <w:ind w:firstLineChars="0" w:left="0" w:firstLine="0"/>
+              <w:ind w:firstLine="0" w:firstLineChars="0" w:left="0"/>
               <w:jc w:val="left"/>
             </w:pPr>
             <w:r/>
@@ -4720,7 +4722,7 @@
           <w:p>
             <w:pPr>
               <w:spacing w:before="0" w:after="0" w:line="300" w:lineRule="exact"/>
-              <w:ind w:firstLineChars="0" w:left="0" w:firstLine="0"/>
+              <w:ind w:firstLine="0" w:firstLineChars="0" w:left="0"/>
               <w:jc w:val="center"/>
             </w:pPr>
             <w:r/>
@@ -4741,7 +4743,7 @@
           <w:p>
             <w:pPr>
               <w:spacing w:before="0" w:after="0" w:line="300" w:lineRule="exact"/>
-              <w:ind w:firstLineChars="0" w:left="0" w:firstLine="0"/>
+              <w:ind w:firstLine="0" w:firstLineChars="0" w:left="0"/>
               <w:jc w:val="center"/>
             </w:pPr>
             <w:r/>
@@ -4762,7 +4764,7 @@
           <w:p>
             <w:pPr>
               <w:spacing w:before="0" w:after="0" w:line="300" w:lineRule="exact"/>
-              <w:ind w:firstLineChars="0" w:left="0" w:firstLine="0"/>
+              <w:ind w:firstLine="0" w:firstLineChars="0" w:left="0"/>
               <w:jc w:val="center"/>
             </w:pPr>
             <w:r/>
@@ -4783,7 +4785,7 @@
           <w:p>
             <w:pPr>
               <w:spacing w:before="0" w:after="0" w:line="300" w:lineRule="exact"/>
-              <w:ind w:firstLineChars="0" w:left="0" w:firstLine="0"/>
+              <w:ind w:firstLine="0" w:firstLineChars="0" w:left="0"/>
               <w:jc w:val="center"/>
             </w:pPr>
             <w:r/>
@@ -5379,6 +5381,7 @@
   <w:p>
     <w:pPr>
       <w:pStyle w:val="Footer"/>
+      <w:ind w:firstLine="0" w:firstLineChars="0"/>
       <w:jc w:val="center"/>
     </w:pPr>
     <w:r>
@@ -17512,6 +17515,7 @@
     <w:name w:val="MATIC Title"/>
     <w:pPr>
       <w:spacing w:lineRule="exact" w:line="590" w:before="0" w:after="0"/>
+      <w:ind w:firstLine="0"/>
       <w:jc w:val="center"/>
     </w:pPr>
     <w:rPr>
@@ -17525,6 +17529,7 @@
     <w:name w:val="MATIC Subtitle"/>
     <w:pPr>
       <w:spacing w:lineRule="exact" w:line="590" w:before="0" w:after="0"/>
+      <w:ind w:firstLine="0"/>
       <w:jc w:val="center"/>
     </w:pPr>
     <w:rPr>
@@ -17539,6 +17544,8 @@
     <w:pPr>
       <w:keepNext/>
       <w:spacing w:lineRule="exact" w:line="590" w:before="0" w:after="0"/>
+      <w:ind w:firstLine="0"/>
+      <w:jc w:val="left"/>
       <w:outlineLvl w:val="0"/>
     </w:pPr>
     <w:rPr>
@@ -17553,6 +17560,8 @@
     <w:pPr>
       <w:keepNext/>
       <w:spacing w:lineRule="exact" w:line="590" w:before="0" w:after="0"/>
+      <w:ind w:firstLine="0"/>
+      <w:jc w:val="left"/>
       <w:outlineLvl w:val="1"/>
     </w:pPr>
     <w:rPr>
@@ -17567,6 +17576,8 @@
     <w:pPr>
       <w:keepNext/>
       <w:spacing w:lineRule="exact" w:line="590" w:before="0" w:after="0"/>
+      <w:ind w:firstLine="0"/>
+      <w:jc w:val="left"/>
       <w:outlineLvl w:val="2"/>
     </w:pPr>
     <w:rPr>
@@ -17580,6 +17591,7 @@
     <w:name w:val="MATIC Caption"/>
     <w:pPr>
       <w:spacing w:lineRule="exact" w:line="590" w:before="0" w:after="0"/>
+      <w:ind w:firstLine="0"/>
       <w:jc w:val="center"/>
     </w:pPr>
     <w:rPr>
@@ -17593,6 +17605,8 @@
     <w:name w:val="Source Text"/>
     <w:pPr>
       <w:spacing w:lineRule="exact" w:line="590" w:before="0" w:after="0"/>
+      <w:ind w:firstLine="0"/>
+      <w:jc w:val="left"/>
     </w:pPr>
     <w:rPr>
       <w:rFonts w:ascii="Times New Roman" w:hAnsi="Times New Roman" w:eastAsia="方正仿宋_GBK"/>

--- a/assets/matic-detailed-dd-startup-template.docx
+++ b/assets/matic-detailed-dd-startup-template.docx
@@ -1946,7 +1946,7 @@
           <w:p>
             <w:pPr>
               <w:spacing w:before="0" w:after="0" w:line="300" w:lineRule="exact"/>
-              <w:ind w:firstLineChars="0" w:left="0" w:firstLine="0"/>
+              <w:ind w:firstLine="0" w:firstLineChars="0" w:left="0"/>
               <w:jc w:val="center"/>
             </w:pPr>
             <w:r/>
@@ -1967,7 +1967,7 @@
           <w:p>
             <w:pPr>
               <w:spacing w:before="0" w:after="0" w:line="300" w:lineRule="exact"/>
-              <w:ind w:firstLineChars="0" w:left="0" w:firstLine="0"/>
+              <w:ind w:firstLine="0" w:firstLineChars="0" w:left="0"/>
               <w:jc w:val="center"/>
             </w:pPr>
             <w:r/>
@@ -1988,7 +1988,7 @@
           <w:p>
             <w:pPr>
               <w:spacing w:before="0" w:after="0" w:line="300" w:lineRule="exact"/>
-              <w:ind w:firstLineChars="0" w:left="0" w:firstLine="0"/>
+              <w:ind w:firstLine="0" w:firstLineChars="0" w:left="0"/>
               <w:jc w:val="center"/>
             </w:pPr>
             <w:r/>
@@ -2009,7 +2009,7 @@
           <w:p>
             <w:pPr>
               <w:spacing w:before="0" w:after="0" w:line="300" w:lineRule="exact"/>
-              <w:ind w:firstLineChars="0" w:left="0" w:firstLine="0"/>
+              <w:ind w:firstLine="0" w:firstLineChars="0" w:left="0"/>
               <w:jc w:val="center"/>
             </w:pPr>
             <w:r/>
@@ -2030,7 +2030,7 @@
           <w:p>
             <w:pPr>
               <w:spacing w:before="0" w:after="0" w:line="300" w:lineRule="exact"/>
-              <w:ind w:firstLineChars="0" w:left="0" w:firstLine="0"/>
+              <w:ind w:firstLine="0" w:firstLineChars="0" w:left="0"/>
               <w:jc w:val="center"/>
             </w:pPr>
             <w:r/>
@@ -2051,7 +2051,7 @@
           <w:p>
             <w:pPr>
               <w:spacing w:before="0" w:after="0" w:line="300" w:lineRule="exact"/>
-              <w:ind w:firstLineChars="0" w:left="0" w:firstLine="0"/>
+              <w:ind w:firstLine="0" w:firstLineChars="0" w:left="0"/>
               <w:jc w:val="center"/>
             </w:pPr>
             <w:r/>
@@ -2837,7 +2837,7 @@
     </w:tbl>
     <w:p>
       <w:r>
-        <w:t>说明：继承标准尽调的竞品与替代方案比较，建立暂定竞品矩阵并标注待专家验证；继承五层市场模型，市场规模不作为固定专家访谈重点。</w:t>
+        <w:t>说明：分别继承标准尽调的具体产品与方案比较、技术路线比较，建立CMP-P与CMP-R暂定矩阵并标注待专家验证；同步继承0到1突破、关键国产替代、路线成熟度与拥挤度判断，以及五层市场模型。</w:t>
       </w:r>
     </w:p>
     <w:p>

--- a/assets/matic-detailed-dd-startup-template.docx
+++ b/assets/matic-detailed-dd-startup-template.docx
@@ -877,7 +877,7 @@
           <w:p>
             <w:pPr>
               <w:spacing w:before="0" w:after="0" w:line="300" w:lineRule="exact"/>
-              <w:ind w:firstLineChars="0" w:left="0" w:firstLine="0"/>
+              <w:ind w:firstLine="0" w:firstLineChars="0" w:left="0"/>
               <w:jc w:val="center"/>
             </w:pPr>
             <w:r/>
@@ -898,7 +898,7 @@
           <w:p>
             <w:pPr>
               <w:spacing w:before="0" w:after="0" w:line="300" w:lineRule="exact"/>
-              <w:ind w:firstLineChars="0" w:left="0" w:firstLine="0"/>
+              <w:ind w:firstLine="0" w:firstLineChars="0" w:left="0"/>
               <w:jc w:val="center"/>
             </w:pPr>
             <w:r/>
@@ -919,7 +919,7 @@
           <w:p>
             <w:pPr>
               <w:spacing w:before="0" w:after="0" w:line="300" w:lineRule="exact"/>
-              <w:ind w:firstLineChars="0" w:left="0" w:firstLine="0"/>
+              <w:ind w:firstLine="0" w:firstLineChars="0" w:left="0"/>
               <w:jc w:val="center"/>
             </w:pPr>
             <w:r/>
@@ -2837,7 +2837,7 @@
     </w:tbl>
     <w:p>
       <w:r>
-        <w:t>说明：分别继承标准尽调的具体产品与方案比较、技术路线比较，建立CMP-P与CMP-R暂定矩阵并标注待专家验证；同步继承0到1突破、关键国产替代、路线成熟度与拥挤度判断，以及五层市场模型。</w:t>
+        <w:t>说明：分别继承标准尽调的具体产品与方案横向矩阵、技术路线横向矩阵，在工作台拆解为CMP-P与CMP-R证据长表并标注待专家验证；报告成文时再按维度转置为横向矩阵。同步继承0到1突破、关键国产替代、路线成熟度与拥挤度判断，以及五层市场模型。</w:t>
       </w:r>
     </w:p>
     <w:p>
@@ -4568,7 +4568,7 @@
           <w:p>
             <w:pPr>
               <w:spacing w:before="0" w:after="0" w:line="300" w:lineRule="exact"/>
-              <w:ind w:firstLine="0" w:firstLineChars="0" w:left="0"/>
+              <w:ind w:firstLineChars="0" w:left="0" w:firstLine="0"/>
               <w:jc w:val="left"/>
             </w:pPr>
             <w:r/>
@@ -4589,7 +4589,7 @@
           <w:p>
             <w:pPr>
               <w:spacing w:before="0" w:after="0" w:line="300" w:lineRule="exact"/>
-              <w:ind w:firstLine="0" w:firstLineChars="0" w:left="0"/>
+              <w:ind w:firstLineChars="0" w:left="0" w:firstLine="0"/>
               <w:jc w:val="left"/>
             </w:pPr>
             <w:r/>
@@ -4610,7 +4610,7 @@
           <w:p>
             <w:pPr>
               <w:spacing w:before="0" w:after="0" w:line="300" w:lineRule="exact"/>
-              <w:ind w:firstLine="0" w:firstLineChars="0" w:left="0"/>
+              <w:ind w:firstLineChars="0" w:left="0" w:firstLine="0"/>
               <w:jc w:val="left"/>
             </w:pPr>
             <w:r/>
@@ -4631,7 +4631,7 @@
           <w:p>
             <w:pPr>
               <w:spacing w:before="0" w:after="0" w:line="300" w:lineRule="exact"/>
-              <w:ind w:firstLine="0" w:firstLineChars="0" w:left="0"/>
+              <w:ind w:firstLineChars="0" w:left="0" w:firstLine="0"/>
               <w:jc w:val="left"/>
             </w:pPr>
             <w:r/>
@@ -4652,7 +4652,7 @@
           <w:p>
             <w:pPr>
               <w:spacing w:before="0" w:after="0" w:line="300" w:lineRule="exact"/>
-              <w:ind w:firstLine="0" w:firstLineChars="0" w:left="0"/>
+              <w:ind w:firstLineChars="0" w:left="0" w:firstLine="0"/>
               <w:jc w:val="left"/>
             </w:pPr>
             <w:r/>
@@ -4673,7 +4673,7 @@
           <w:p>
             <w:pPr>
               <w:spacing w:before="0" w:after="0" w:line="300" w:lineRule="exact"/>
-              <w:ind w:firstLine="0" w:firstLineChars="0" w:left="0"/>
+              <w:ind w:firstLineChars="0" w:left="0" w:firstLine="0"/>
               <w:jc w:val="left"/>
             </w:pPr>
             <w:r/>
@@ -4827,7 +4827,7 @@
           <w:p>
             <w:pPr>
               <w:spacing w:before="0" w:after="0" w:line="300" w:lineRule="exact"/>
-              <w:ind w:firstLine="0" w:firstLineChars="0" w:left="0"/>
+              <w:ind w:firstLineChars="0" w:left="0" w:firstLine="0"/>
               <w:jc w:val="center"/>
             </w:pPr>
             <w:r/>
@@ -5083,7 +5083,7 @@
           <w:p>
             <w:pPr>
               <w:spacing w:before="0" w:after="0" w:line="300" w:lineRule="exact"/>
-              <w:ind w:firstLine="0" w:firstLineChars="0" w:left="0"/>
+              <w:ind w:firstLineChars="0" w:left="0" w:firstLine="0"/>
               <w:jc w:val="left"/>
             </w:pPr>
             <w:r/>
@@ -5339,7 +5339,7 @@
           <w:p>
             <w:pPr>
               <w:spacing w:before="0" w:after="0" w:line="300" w:lineRule="exact"/>
-              <w:ind w:firstLine="0" w:firstLineChars="0" w:left="0"/>
+              <w:ind w:firstLineChars="0" w:left="0" w:firstLine="0"/>
               <w:jc w:val="left"/>
             </w:pPr>
             <w:r/>
